--- a/research/Report-Survey.docx
+++ b/research/Report-Survey.docx
@@ -14,9 +14,15 @@
           <w:b/>
           <w:bCs/>
         </w:rPr>
-        <w:t>Mohammad Reza Safarpour 404464116</w:t>
-      </w:r>
-    </w:p>
+        <w:t>Survey of Deep Learning-Based Lightweight Object Detection Models for Edge Devices</w:t>
+      </w:r>
+    </w:p>
+    <w:p>
+      <w:r>
+        <w:t>MohammadReza Safarpour</w:t>
+      </w:r>
+    </w:p>
+    <w:p/>
     <w:p>
       <w:pPr>
         <w:rPr>
@@ -29,25 +35,21 @@
           <w:b/>
           <w:bCs/>
         </w:rPr>
-        <w:t>Hallucinations in Large Language Models: Taxonomy, Causes, and Mitigation Strategies</w:t>
-      </w:r>
-    </w:p>
-    <w:p>
-      <w:r>
-        <w:rPr>
-          <w:i/>
-          <w:iCs/>
-        </w:rPr>
-        <w:t>Based on Huang et al., “A Survey on Hallucination in Large Language Models: Principles, Taxonomy, Challenges, and Open Questions”</w:t>
-      </w:r>
-    </w:p>
-    <w:p>
-      <w:r>
-        <w:pict w14:anchorId="2668807D">
-          <v:rect id="_x0000_i1025" style="width:0;height:1.5pt" o:hralign="center" o:hrstd="t" o:hr="t" fillcolor="#a0a0a0" stroked="f"/>
-        </w:pict>
-      </w:r>
-    </w:p>
+        <w:t>1- Introduction</w:t>
+      </w:r>
+    </w:p>
+    <w:p>
+      <w:r>
+        <w:t>This report summarizes the 2024 survey paper “A Comprehensive Survey of Deep Learning-Based Lightweight Object Detection Models for Edge Devices” published in Artificial Intelligence Review. The survey addresses the critical challenge of deploying accurate, real-time object detection on resource-constrained edge devices like smartphones, IoT sensors, and embedded systems.</w:t>
+      </w:r>
+    </w:p>
+    <w:p/>
+    <w:p>
+      <w:r>
+        <w:t>Traditional deep learning models are computationally expensive and unsuitable for edge environments. Edge computing—processing data near its source—reduces latency and bandwidth but requires highly efficient models. This has spurred research into lightweight object detectors that balance accuracy, speed, and low resource consumption for applications in autonomous driving, healthcare, industrial inspection, and smart surveillance.</w:t>
+      </w:r>
+    </w:p>
+    <w:p/>
     <w:p>
       <w:pPr>
         <w:rPr>
@@ -60,1139 +62,466 @@
           <w:b/>
           <w:bCs/>
         </w:rPr>
-        <w:t>1. Introduction</w:t>
-      </w:r>
-    </w:p>
-    <w:p>
-      <w:r>
-        <w:t xml:space="preserve">Large Language Models (LLMs) have become foundational components in today’s information technologies, powering chatbots, search engines, content generation tools, and decision-support systems. Their ability to produce coherent and contextually appropriate text across diverse tasks has accelerated adoption in both consumer and professional settings. Despite this progress, LLMs exhibit a persistent and highly problematic behavior: </w:t>
+        <w:t xml:space="preserve">2- </w:t>
       </w:r>
       <w:r>
         <w:rPr>
           <w:b/>
           <w:bCs/>
         </w:rPr>
-        <w:t>hallucination</w:t>
-      </w:r>
-      <w:r>
-        <w:t>. Hallucinations occur when an LLM produces content that is fluent and plausible but factually incorrect, unverifiable, or inconsistent with input context.</w:t>
-      </w:r>
-    </w:p>
-    <w:p>
-      <w:r>
-        <w:t>Huang et al. (2024) identify hallucination as one of the most critical challenges to the reliable deployment of LLMs. Because LLMs generate responses based on learned statistical patterns—not grounded truth—they can confidently present false information as fact. In high-risk domains such as healthcare, law, finance, and scientific analysis, hallucinations can cause measurable harm. This makes understanding and mitigating hallucination a central requirement for safe and trustworthy AI systems.</w:t>
-      </w:r>
-    </w:p>
-    <w:p>
-      <w:r>
-        <w:t>The survey argues that hallucination arises not from a single flaw but from the entire LLM lifecycle: data collection, pre-training, alignment, inference-time behavior, and even user-model interactions. To address this complexity, the authors propose a modern taxonomy tailored for contemporary LLMs, analyze root causes, review detection strategies, and outline significant open challenges. This report synthesizes the core contributions of the survey, providing an integrated understanding of hallucinations and how current research seeks to address them.</w:t>
-      </w:r>
-    </w:p>
-    <w:p>
-      <w:r>
-        <w:pict w14:anchorId="1215FA21">
-          <v:rect id="_x0000_i1026" style="width:0;height:1.5pt" o:hralign="center" o:hrstd="t" o:hr="t" fillcolor="#a0a0a0" stroked="f"/>
-        </w:pict>
-      </w:r>
-    </w:p>
-    <w:p>
-      <w:pPr>
+        <w:t>Taxonomy of Object Detection Models</w:t>
+      </w:r>
+    </w:p>
+    <w:p>
+      <w:r>
+        <w:t>The survey categorizes object detectors into four main types:</w:t>
+      </w:r>
+    </w:p>
+    <w:p>
+      <w:r>
+        <w:t>Two-Stage Detectors (e.g., Faster R-CNN, Cascade R-CNN): These use a Region Proposal Network (RPN) followed by a detection head. They are accurate but slow due to their computational complexity, making them poor candidates for edge deployment.</w:t>
+      </w:r>
+    </w:p>
+    <w:p/>
+    <w:p>
+      <w:r>
+        <w:t>One-Stage Detectors (e.g., YOLO series, SSD, RetinaNet): These treat detection as a regression problem, predicting bounding boxes and classes in a single pass. They are significantly faster and form the foundation for many lightweight variants.</w:t>
+      </w:r>
+    </w:p>
+    <w:p/>
+    <w:p>
+      <w:r>
+        <w:t>Advanced-Stage/Anchor-Free Detectors (e.g., CenterNet, FCOS, CornerNet): These remove predefined anchor boxes, instead detecting objects as keypoints or via point regression. They simplify design and reduce parameters.</w:t>
+      </w:r>
+    </w:p>
+    <w:p/>
+    <w:p>
+      <w:r>
+        <w:lastRenderedPageBreak/>
+        <w:t>Lightweight Detectors: A specialized category designed explicitly for edge devices. Examples include ThunderNet, PP-YOLO, YOLOv4-tiny, NanoDet, and YOLObile. These models employ architectural innovations and compression techniques to minimize size, computation (FLOPs), and memory footprint while maintaining viable accuracy.</w:t>
+      </w:r>
+    </w:p>
+    <w:p/>
+    <w:p>
+      <w:r>
+        <w:t xml:space="preserve">3. </w:t>
+      </w:r>
+      <w:r>
         <w:rPr>
           <w:b/>
           <w:bCs/>
         </w:rPr>
-      </w:pPr>
-      <w:r>
+        <w:t>Architecture of Lightweight Models</w:t>
+      </w:r>
+    </w:p>
+    <w:p/>
+    <w:p>
+      <w:r>
+        <w:t>A typical lightweight detector has four core components:</w:t>
+      </w:r>
+    </w:p>
+    <w:p/>
+    <w:p>
+      <w:r>
+        <w:t>1. Input: An image, patch, or image pyramid.</w:t>
+      </w:r>
+    </w:p>
+    <w:p/>
+    <w:p>
+      <w:r>
+        <w:t>2. Backbone: A lightweight feature extractor. Popular choices include:</w:t>
+      </w:r>
+    </w:p>
+    <w:p>
+      <w:r>
+        <w:t xml:space="preserve">   </w:t>
+      </w:r>
+    </w:p>
+    <w:p>
+      <w:r>
+        <w:t xml:space="preserve">   - MobileNet Series: Uses depthwise separable convolutions.</w:t>
+      </w:r>
+    </w:p>
+    <w:p>
+      <w:r>
+        <w:t xml:space="preserve">   </w:t>
+      </w:r>
+    </w:p>
+    <w:p>
+      <w:r>
+        <w:t xml:space="preserve">   - ShuffleNet Series: Employs channel shuffling for efficient computation.</w:t>
+      </w:r>
+    </w:p>
+    <w:p>
+      <w:r>
+        <w:t xml:space="preserve">   </w:t>
+      </w:r>
+    </w:p>
+    <w:p>
+      <w:r>
+        <w:t xml:space="preserve">   - Others: PeleeNet, GhostNet, and the transformer-based MobileViT.</w:t>
+      </w:r>
+    </w:p>
+    <w:p/>
+    <w:p>
+      <w:r>
+        <w:t>3. Neck: A feature aggregation module (e.g., FPN, PANet, Bi-FPN) that combines multi-scale features from the backbone to handle objects of different sizes.</w:t>
+      </w:r>
+    </w:p>
+    <w:p/>
+    <w:p>
+      <w:r>
+        <w:t>4. Head: A simplified detection layer (e.g., YOLO-Tiny, PP-PicoDet) that outputs final class labels and bounding boxes.</w:t>
+      </w:r>
+    </w:p>
+    <w:p/>
+    <w:p>
+      <w:pPr>
         <w:rPr>
           <w:b/>
           <w:bCs/>
         </w:rPr>
-        <w:t>2. Defining Hallucination in LLMs</w:t>
-      </w:r>
-    </w:p>
-    <w:p>
-      <w:r>
-        <w:t xml:space="preserve">According to the survey, hallucination refers to </w:t>
-      </w:r>
+      </w:pPr>
       <w:r>
         <w:rPr>
           <w:b/>
           <w:bCs/>
         </w:rPr>
-        <w:t>outputs that contradict real-world facts or diverge from a user’s instruction, context, or logical coherence</w:t>
-      </w:r>
-      <w:r>
-        <w:t xml:space="preserve">. Importantly, LLM hallucinations are often subtle. The generated text may be syntactically correct, stylistically </w:t>
-      </w:r>
+        <w:t>Key Efficiency Techniques:</w:t>
+      </w:r>
+    </w:p>
+    <w:p/>
+    <w:p>
       <w:r>
         <w:lastRenderedPageBreak/>
-        <w:t>coherent, and semantically plausible, making inaccurate statements difficult to detect by end users.</w:t>
-      </w:r>
-    </w:p>
-    <w:p>
-      <w:r>
-        <w:t>The authors highlight two key principles underlying hallucination:</w:t>
-      </w:r>
-    </w:p>
-    <w:p>
-      <w:pPr>
-        <w:numPr>
-          <w:ilvl w:val="0"/>
-          <w:numId w:val="1"/>
-        </w:numPr>
-      </w:pPr>
-      <w:r>
+        <w:t>- Model Compression: Pruning removes redundant neurons/connections; Quantization reduces numerical precision of weights (e.g., from 32-bit to 8-bit).</w:t>
+      </w:r>
+    </w:p>
+    <w:p/>
+    <w:p>
+      <w:r>
+        <w:t>- Knowledge Distillation: A large, accurate "teacher" model trains a compact "student" model.</w:t>
+      </w:r>
+    </w:p>
+    <w:p/>
+    <w:p>
+      <w:r>
+        <w:t>- Neural Architecture Search (NAS): Automatically discovers efficient model structures tailored to hardware constraints (e.g., MnasNet).</w:t>
+      </w:r>
+    </w:p>
+    <w:p>
+      <w:pPr>
         <w:rPr>
           <w:b/>
           <w:bCs/>
         </w:rPr>
-        <w:t>Plausibility vs. Truthfulness</w:t>
-      </w:r>
-      <w:r>
-        <w:br/>
-        <w:t>LLMs generate the most statistically probable next token—not the most truthful one. Fluency is rewarded during training, but factual accuracy is not inherently encoded.</w:t>
-      </w:r>
-    </w:p>
-    <w:p>
-      <w:pPr>
-        <w:numPr>
-          <w:ilvl w:val="0"/>
-          <w:numId w:val="1"/>
-        </w:numPr>
-      </w:pPr>
-      <w:r>
+      </w:pPr>
+    </w:p>
+    <w:p>
+      <w:pPr>
         <w:rPr>
           <w:b/>
           <w:bCs/>
         </w:rPr>
-        <w:t>Probabilistic Generation</w:t>
-      </w:r>
-      <w:r>
-        <w:br/>
-        <w:t>Since LLMs operate on probability distributions, low-frequency knowledge, ambiguous queries, or partially known topics often lead models to produce incorrect but confident answers.</w:t>
-      </w:r>
-    </w:p>
-    <w:p>
-      <w:r>
-        <w:t>Huang et al. emphasize that hallucination is not simply a “bug,” but a structural consequence of how LLMs are constructed and trained.</w:t>
-      </w:r>
-    </w:p>
-    <w:p>
-      <w:r>
-        <w:pict w14:anchorId="702978BC">
-          <v:rect id="_x0000_i1027" style="width:0;height:1.5pt" o:hralign="center" o:hrstd="t" o:hr="t" fillcolor="#a0a0a0" stroked="f"/>
-        </w:pict>
-      </w:r>
-    </w:p>
-    <w:p>
-      <w:pPr>
+      </w:pPr>
+      <w:r>
         <w:rPr>
           <w:b/>
           <w:bCs/>
         </w:rPr>
-      </w:pPr>
-      <w:r>
+        <w:t>4. Performance Analysis on Benchmarks</w:t>
+      </w:r>
+    </w:p>
+    <w:p/>
+    <w:p>
+      <w:r>
+        <w:t>The survey evaluates models on standard datasets:</w:t>
+      </w:r>
+    </w:p>
+    <w:p/>
+    <w:p>
+      <w:r>
+        <w:t>- PASCAL VOC: 20 object classes, general-purpose detection.</w:t>
+      </w:r>
+    </w:p>
+    <w:p/>
+    <w:p>
+      <w:r>
+        <w:t>- MS-COCO: 80 classes, more challenging with small objects and crowded scenes.</w:t>
+      </w:r>
+    </w:p>
+    <w:p/>
+    <w:p>
+      <w:r>
+        <w:t>- KITTI: Focused on autonomous driving scenarios.</w:t>
+      </w:r>
+    </w:p>
+    <w:p/>
+    <w:p>
+      <w:r>
+        <w:t>Key Metrics:</w:t>
+      </w:r>
+    </w:p>
+    <w:p/>
+    <w:p>
+      <w:r>
+        <w:t>- mAP (mean Average Precision): Primary accuracy metric.</w:t>
+      </w:r>
+    </w:p>
+    <w:p/>
+    <w:p>
+      <w:r>
+        <w:t>- FPS (Frames Per Second): Measures inference speed.</w:t>
+      </w:r>
+    </w:p>
+    <w:p/>
+    <w:p>
+      <w:r>
+        <w:t>- FLOPs (Floating-Point Operations): Measures computational complexity.</w:t>
+      </w:r>
+    </w:p>
+    <w:p/>
+    <w:p>
+      <w:r>
+        <w:lastRenderedPageBreak/>
+        <w:t>- Parameters: Indicates model size and memory requirement.</w:t>
+      </w:r>
+    </w:p>
+    <w:p/>
+    <w:p>
+      <w:r>
+        <w:t>Performance Highlights (from Survey Tables):</w:t>
+      </w:r>
+    </w:p>
+    <w:p/>
+    <w:p>
+      <w:r>
+        <w:t>- Best Accuracy: YOLOv7-X achieved the highest mAP (53.1) on MS-COCO.</w:t>
+      </w:r>
+    </w:p>
+    <w:p/>
+    <w:p>
+      <w:r>
+        <w:t>- Best Speed: YOLOv4-Tiny achieved the highest FPS (371).</w:t>
+      </w:r>
+    </w:p>
+    <w:p/>
+    <w:p>
+      <w:r>
+        <w:t>- Most Compact: NanoDet and Tiny-DSOD have among the fewest parameters (&lt;1 million).</w:t>
+      </w:r>
+    </w:p>
+    <w:p/>
+    <w:p>
+      <w:r>
+        <w:t>- Balanced Performers: PP-YOLO and EfficientDet offer a good trade-off between accuracy and efficiency suitable for many edge applications.</w:t>
+      </w:r>
+    </w:p>
+    <w:p/>
+    <w:p>
+      <w:pPr>
         <w:rPr>
           <w:b/>
           <w:bCs/>
         </w:rPr>
-        <w:t>3. Taxonomy of Hallucination</w:t>
-      </w:r>
-    </w:p>
-    <w:p>
-      <w:r>
-        <w:t>A major contribution of the survey is its clarified, LLM-specific taxonomy, consisting of two primary categories:</w:t>
-      </w:r>
-    </w:p>
-    <w:p>
-      <w:pPr>
+      </w:pPr>
+      <w:r>
         <w:rPr>
           <w:b/>
           <w:bCs/>
         </w:rPr>
-      </w:pPr>
-      <w:r>
+        <w:t>5. Applications and Edge Deployment Platforms</w:t>
+      </w:r>
+    </w:p>
+    <w:p/>
+    <w:p>
+      <w:r>
+        <w:t>Diverse Applications:</w:t>
+      </w:r>
+    </w:p>
+    <w:p>
+      <w:r>
+        <w:t>Lightweight detectors enable:</w:t>
+      </w:r>
+    </w:p>
+    <w:p/>
+    <w:p>
+      <w:r>
+        <w:t>- Transportation: Pedestrian detection, traffic monitoring, autonomous driving aids.</w:t>
+      </w:r>
+    </w:p>
+    <w:p/>
+    <w:p>
+      <w:r>
+        <w:t>- Healthcare: Medical image analysis (X-ray, MRI) and patient monitoring.</w:t>
+      </w:r>
+    </w:p>
+    <w:p/>
+    <w:p>
+      <w:r>
+        <w:t>- Industrial IoT: Defect inspection, predictive maintenance, robotic vision.</w:t>
+      </w:r>
+    </w:p>
+    <w:p/>
+    <w:p>
+      <w:r>
+        <w:t>- Surveillance: Real-time video analytics and public safety.</w:t>
+      </w:r>
+    </w:p>
+    <w:p/>
+    <w:p>
+      <w:r>
+        <w:lastRenderedPageBreak/>
+        <w:t>- Agriculture: Crop and pest monitoring from drones.</w:t>
+      </w:r>
+    </w:p>
+    <w:p/>
+    <w:p>
+      <w:r>
+        <w:t>Deployment Platforms &amp; Frameworks:</w:t>
+      </w:r>
+    </w:p>
+    <w:p/>
+    <w:p>
+      <w:r>
+        <w:t>- Mobile Phones: Require extremely compact models. Deployment is challenging but growing.</w:t>
+      </w:r>
+    </w:p>
+    <w:p/>
+    <w:p>
+      <w:r>
+        <w:t>- IoT Devices &amp; Embedded Boards: Often use accelerators (e.g., Google Coral Edge TPU, Intel Movidius) or leverage frameworks like TensorFlow Lite and ARM NN for optimized execution on low-power CPUs.</w:t>
+      </w:r>
+    </w:p>
+    <w:p/>
+    <w:p>
+      <w:r>
+        <w:t xml:space="preserve">- Edge-Cloud Collaboration: Some frameworks (e.g., </w:t>
+      </w:r>
+      <w:proofErr w:type="spellStart"/>
+      <w:r>
+        <w:t>DeepThings</w:t>
+      </w:r>
+      <w:proofErr w:type="spellEnd"/>
+      <w:r>
+        <w:t>, ECHO) support splitting computation between the device and cloud to balance load and latency.</w:t>
+      </w:r>
+    </w:p>
+    <w:p/>
+    <w:p>
+      <w:pPr>
         <w:rPr>
           <w:b/>
           <w:bCs/>
         </w:rPr>
-        <w:t>3.1 Factuality Hallucinations</w:t>
-      </w:r>
-    </w:p>
-    <w:p>
-      <w:r>
-        <w:t>These occur when model outputs contradict verifiable real-world facts. Factuality errors fall into two sub-types:</w:t>
-      </w:r>
-    </w:p>
-    <w:p>
-      <w:pPr>
-        <w:numPr>
-          <w:ilvl w:val="0"/>
-          <w:numId w:val="2"/>
-        </w:numPr>
       </w:pPr>
       <w:r>
         <w:rPr>
           <w:b/>
           <w:bCs/>
         </w:rPr>
-        <w:t>Factual Contradiction</w:t>
-      </w:r>
-      <w:r>
-        <w:br/>
-        <w:t>Statements that are directly false based on established knowledge.</w:t>
-      </w:r>
-      <w:r>
-        <w:br/>
-        <w:t>Examples include entity errors (confusing names, dates, or locations) and relation errors (misrepresenting how entities are connected).</w:t>
-      </w:r>
-    </w:p>
-    <w:p>
-      <w:pPr>
-        <w:numPr>
-          <w:ilvl w:val="0"/>
-          <w:numId w:val="2"/>
-        </w:numPr>
-      </w:pPr>
-      <w:r>
+        <w:t>6. Challenges, Recommendations, and Conclusion</w:t>
+      </w:r>
+    </w:p>
+    <w:p/>
+    <w:p>
+      <w:r>
+        <w:t>Persistent Challenges:</w:t>
+      </w:r>
+    </w:p>
+    <w:p/>
+    <w:p>
+      <w:r>
+        <w:t>1. Accuracy-Speed Trade-off: Maintaining high accuracy while drastically reducing model size.</w:t>
+      </w:r>
+    </w:p>
+    <w:p/>
+    <w:p>
+      <w:r>
+        <w:t>2. Small Object Detection: Lightweight models often struggle with small objects in complex scenes.</w:t>
+      </w:r>
+    </w:p>
+    <w:p/>
+    <w:p>
+      <w:r>
+        <w:t>3. Hardware Diversity: Optimizing models for a wide array of edge chipsets (CPU, GPU, FPGA, ASIC).</w:t>
+      </w:r>
+    </w:p>
+    <w:p/>
+    <w:p>
+      <w:r>
+        <w:lastRenderedPageBreak/>
+        <w:t>4. Real-world Robustness: Performance under varying lighting, weather, and occlusion conditions.</w:t>
+      </w:r>
+    </w:p>
+    <w:p/>
+    <w:p>
+      <w:pPr>
         <w:rPr>
           <w:b/>
           <w:bCs/>
         </w:rPr>
-        <w:t>Factual Fabrication</w:t>
-      </w:r>
-      <w:r>
-        <w:br/>
-        <w:t>Outputs containing unverifiable or invented information, often expressed with confidence.</w:t>
-      </w:r>
-      <w:r>
-        <w:br/>
-        <w:t>Fabrications include nonexistent entities, overly specific invented details, or exaggerated claims.</w:t>
-      </w:r>
-    </w:p>
-    <w:p>
-      <w:pPr>
+      </w:pPr>
+      <w:r>
         <w:rPr>
           <w:b/>
           <w:bCs/>
         </w:rPr>
-      </w:pPr>
-      <w:r>
+        <w:t>Design Recommendations from the Survey:</w:t>
+      </w:r>
+    </w:p>
+    <w:p/>
+    <w:p>
+      <w:r>
+        <w:t xml:space="preserve">1. Leverage Advanced Necks: Use enhanced feature pyramid networks (e.g., </w:t>
+      </w:r>
+      <w:proofErr w:type="spellStart"/>
+      <w:r>
+        <w:t>BiFPN</w:t>
+      </w:r>
+      <w:proofErr w:type="spellEnd"/>
+      <w:r>
+        <w:t>, PANet) for better multi-scale fusion.</w:t>
+      </w:r>
+    </w:p>
+    <w:p/>
+    <w:p>
+      <w:r>
+        <w:t>2. Adopt Hybrid Architectures: Explore transformer-based backbones like MobileViT for improved accuracy-efficiency balance.</w:t>
+      </w:r>
+    </w:p>
+    <w:p/>
+    <w:p>
+      <w:r>
+        <w:t>3. Employ Structured Efficiency Methods: Integrate depthwise separable convolutions, channel attention modules, and dynamic pruning.</w:t>
+      </w:r>
+    </w:p>
+    <w:p/>
+    <w:p>
+      <w:r>
+        <w:t>4. Optimize Training Strategies: Use techniques like federated learning for privacy and adaptive label assignment (e.g., SimOTA) for better learning.</w:t>
+      </w:r>
+    </w:p>
+    <w:p/>
+    <w:p>
+      <w:pPr>
         <w:rPr>
           <w:b/>
           <w:bCs/>
         </w:rPr>
-        <w:t>3.2 Faithfulness Hallucinations</w:t>
-      </w:r>
-    </w:p>
-    <w:p>
-      <w:r>
-        <w:t xml:space="preserve">Faithfulness concerns whether the model remains consistent with the </w:t>
-      </w:r>
+      </w:pPr>
       <w:r>
         <w:rPr>
           <w:b/>
           <w:bCs/>
         </w:rPr>
-        <w:t>user’s instruction</w:t>
-      </w:r>
-      <w:r>
-        <w:t xml:space="preserve">, the </w:t>
-      </w:r>
-      <w:r>
-        <w:rPr>
-          <w:b/>
-          <w:bCs/>
-        </w:rPr>
-        <w:t>provided input</w:t>
-      </w:r>
-      <w:r>
-        <w:t xml:space="preserve">, and its own </w:t>
-      </w:r>
-      <w:r>
-        <w:rPr>
-          <w:b/>
-          <w:bCs/>
-        </w:rPr>
-        <w:t>internal reasoning</w:t>
-      </w:r>
-      <w:r>
-        <w:t>.</w:t>
-      </w:r>
-    </w:p>
-    <w:p>
-      <w:r>
-        <w:lastRenderedPageBreak/>
-        <w:t>The survey identifies three subtypes:</w:t>
-      </w:r>
-    </w:p>
-    <w:p>
-      <w:pPr>
-        <w:numPr>
-          <w:ilvl w:val="0"/>
-          <w:numId w:val="3"/>
-        </w:numPr>
-      </w:pPr>
-      <w:r>
-        <w:rPr>
-          <w:b/>
-          <w:bCs/>
-        </w:rPr>
-        <w:t>Instruction Inconsistency</w:t>
-      </w:r>
-      <w:r>
-        <w:br/>
-        <w:t>When the model fails to follow a user’s explicit task (e.g., explaining instead of summarizing).</w:t>
-      </w:r>
-    </w:p>
-    <w:p>
-      <w:pPr>
-        <w:numPr>
-          <w:ilvl w:val="0"/>
-          <w:numId w:val="3"/>
-        </w:numPr>
-      </w:pPr>
-      <w:r>
-        <w:rPr>
-          <w:b/>
-          <w:bCs/>
-        </w:rPr>
-        <w:t>Context Inconsistency</w:t>
-      </w:r>
-      <w:r>
-        <w:br/>
-        <w:t>When the model contradicts or misinterprets information supplied in the prompt or retrieved documents.</w:t>
-      </w:r>
-    </w:p>
-    <w:p>
-      <w:pPr>
-        <w:numPr>
-          <w:ilvl w:val="0"/>
-          <w:numId w:val="3"/>
-        </w:numPr>
-      </w:pPr>
-      <w:r>
-        <w:rPr>
-          <w:b/>
-          <w:bCs/>
-        </w:rPr>
-        <w:t>Logical Inconsistency</w:t>
-      </w:r>
-      <w:r>
-        <w:br/>
-        <w:t>When the model presents self-contradictory reasoning steps or flawed logical chains.</w:t>
-      </w:r>
-    </w:p>
-    <w:p>
-      <w:r>
-        <w:t>This taxonomy helps differentiate hallucinations caused by factual knowledge gaps from those caused by misinterpretation or reasoning failures.</w:t>
-      </w:r>
-    </w:p>
-    <w:p>
-      <w:r>
-        <w:pict w14:anchorId="0209BFB5">
-          <v:rect id="_x0000_i1028" style="width:0;height:1.5pt" o:hralign="center" o:hrstd="t" o:hr="t" fillcolor="#a0a0a0" stroked="f"/>
-        </w:pict>
-      </w:r>
-    </w:p>
-    <w:p>
-      <w:pPr>
-        <w:rPr>
-          <w:b/>
-          <w:bCs/>
-        </w:rPr>
-      </w:pPr>
-      <w:r>
-        <w:rPr>
-          <w:b/>
-          <w:bCs/>
-        </w:rPr>
-        <w:t>4. Root Causes of Hallucination</w:t>
-      </w:r>
-    </w:p>
-    <w:p>
-      <w:r>
-        <w:t xml:space="preserve">Huang et al. categorize the causes of hallucination into three broad sources: </w:t>
-      </w:r>
-      <w:r>
-        <w:rPr>
-          <w:b/>
-          <w:bCs/>
-        </w:rPr>
-        <w:t>data-related</w:t>
-      </w:r>
-      <w:r>
-        <w:t xml:space="preserve">, </w:t>
-      </w:r>
-      <w:r>
-        <w:rPr>
-          <w:b/>
-          <w:bCs/>
-        </w:rPr>
-        <w:t>training-related</w:t>
-      </w:r>
-      <w:r>
-        <w:t xml:space="preserve">, and </w:t>
-      </w:r>
-      <w:r>
-        <w:rPr>
-          <w:b/>
-          <w:bCs/>
-        </w:rPr>
-        <w:t>inference-related</w:t>
-      </w:r>
-      <w:r>
-        <w:t xml:space="preserve"> factors.</w:t>
-      </w:r>
-    </w:p>
-    <w:p>
-      <w:pPr>
-        <w:rPr>
-          <w:b/>
-          <w:bCs/>
-        </w:rPr>
-      </w:pPr>
-      <w:r>
-        <w:rPr>
-          <w:b/>
-          <w:bCs/>
-        </w:rPr>
-        <w:t>4.1 Data-Related Causes</w:t>
-      </w:r>
-    </w:p>
-    <w:p>
-      <w:pPr>
-        <w:numPr>
-          <w:ilvl w:val="0"/>
-          <w:numId w:val="4"/>
-        </w:numPr>
-      </w:pPr>
-      <w:r>
-        <w:rPr>
-          <w:b/>
-          <w:bCs/>
-        </w:rPr>
-        <w:t>Misinformation and Biases in Training Data</w:t>
-      </w:r>
-      <w:r>
-        <w:br/>
-        <w:t>Web-scale datasets contain societal biases, factual errors, myths, and outdated information. LLMs internalize these patterns and may reproduce them.</w:t>
-      </w:r>
-    </w:p>
-    <w:p>
-      <w:pPr>
-        <w:numPr>
-          <w:ilvl w:val="0"/>
-          <w:numId w:val="4"/>
-        </w:numPr>
-      </w:pPr>
-      <w:r>
-        <w:rPr>
-          <w:b/>
-          <w:bCs/>
-        </w:rPr>
-        <w:t>Knowledge Boundaries</w:t>
-      </w:r>
-      <w:r>
-        <w:br/>
-        <w:t>LLMs struggle with long-tail knowledge, rare facts, and information unavailable during their training cutoff. Missing knowledge leads models to generate plausible but incorrect answers.</w:t>
-      </w:r>
-    </w:p>
-    <w:p>
-      <w:pPr>
-        <w:numPr>
-          <w:ilvl w:val="0"/>
-          <w:numId w:val="4"/>
-        </w:numPr>
-      </w:pPr>
-      <w:r>
-        <w:rPr>
-          <w:b/>
-          <w:bCs/>
-        </w:rPr>
-        <w:t>Alignment Data Mismatch</w:t>
-      </w:r>
-      <w:r>
-        <w:br/>
-        <w:t>If supervised fine-tuning (SFT) asks models to give answers beyond what they learned during pre-training, they may hallucinate to satisfy instructions.</w:t>
-      </w:r>
-    </w:p>
-    <w:p>
-      <w:pPr>
-        <w:rPr>
-          <w:b/>
-          <w:bCs/>
-        </w:rPr>
-      </w:pPr>
-      <w:r>
-        <w:rPr>
-          <w:b/>
-          <w:bCs/>
-        </w:rPr>
-        <w:t>4.2 Training-Related Causes</w:t>
-      </w:r>
-    </w:p>
-    <w:p>
-      <w:pPr>
-        <w:numPr>
-          <w:ilvl w:val="0"/>
-          <w:numId w:val="5"/>
-        </w:numPr>
-      </w:pPr>
-      <w:r>
-        <w:rPr>
-          <w:b/>
-          <w:bCs/>
-        </w:rPr>
-        <w:t>Pre-training Limitations</w:t>
-      </w:r>
-      <w:r>
-        <w:br/>
-        <w:t>Exposure bias—training on ground-truth sequences but generating autoregressively at inference—can push models into errors when they generate off-distribution text.</w:t>
-      </w:r>
-    </w:p>
-    <w:p>
-      <w:pPr>
-        <w:numPr>
-          <w:ilvl w:val="0"/>
-          <w:numId w:val="5"/>
-        </w:numPr>
-      </w:pPr>
-      <w:r>
-        <w:rPr>
-          <w:b/>
-          <w:bCs/>
-        </w:rPr>
-        <w:lastRenderedPageBreak/>
-        <w:t>RLHF Side-Effects</w:t>
-      </w:r>
-      <w:r>
-        <w:br/>
-        <w:t>Reinforcement learning from human feedback (RLHF) can inadvertently incentivize overly confident or overly agreeable responses, amplifying hallucinations through sycophantic behaviors.</w:t>
-      </w:r>
-    </w:p>
-    <w:p>
-      <w:pPr>
-        <w:rPr>
-          <w:b/>
-          <w:bCs/>
-        </w:rPr>
-      </w:pPr>
-      <w:r>
-        <w:rPr>
-          <w:b/>
-          <w:bCs/>
-        </w:rPr>
-        <w:t>4.3 Inference-Related Causes</w:t>
-      </w:r>
-    </w:p>
-    <w:p>
-      <w:pPr>
-        <w:numPr>
-          <w:ilvl w:val="0"/>
-          <w:numId w:val="6"/>
-        </w:numPr>
-      </w:pPr>
-      <w:r>
-        <w:rPr>
-          <w:b/>
-          <w:bCs/>
-        </w:rPr>
-        <w:t>Decoding Strategies</w:t>
-      </w:r>
-      <w:r>
-        <w:br/>
-        <w:t>Sampling methods that promote creative or diverse responses can also increase the likelihood of hallucinations, especially in open-ended tasks.</w:t>
-      </w:r>
-    </w:p>
-    <w:p>
-      <w:pPr>
-        <w:numPr>
-          <w:ilvl w:val="0"/>
-          <w:numId w:val="6"/>
-        </w:numPr>
-      </w:pPr>
-      <w:r>
-        <w:rPr>
-          <w:b/>
-          <w:bCs/>
-        </w:rPr>
-        <w:t>Over-Confidence in Generated Context</w:t>
-      </w:r>
-      <w:r>
-        <w:br/>
-        <w:t>Models sometimes “trust themselves” too much and diverge from user intent or provided data as generation continues.</w:t>
-      </w:r>
-    </w:p>
-    <w:p>
-      <w:pPr>
-        <w:numPr>
-          <w:ilvl w:val="0"/>
-          <w:numId w:val="6"/>
-        </w:numPr>
-      </w:pPr>
-      <w:r>
-        <w:rPr>
-          <w:b/>
-          <w:bCs/>
-        </w:rPr>
-        <w:t>Reasoning Failures</w:t>
-      </w:r>
-      <w:r>
-        <w:br/>
-        <w:t>Logical weaknesses, including failure to reverse relations (“A is B” does not imply “B is A”), contribute to hallucinations even in well-understood knowledge domains.</w:t>
-      </w:r>
-    </w:p>
-    <w:p>
-      <w:r>
-        <w:pict w14:anchorId="4B0C3C86">
-          <v:rect id="_x0000_i1029" style="width:0;height:1.5pt" o:hralign="center" o:hrstd="t" o:hr="t" fillcolor="#a0a0a0" stroked="f"/>
-        </w:pict>
-      </w:r>
-    </w:p>
-    <w:p>
-      <w:pPr>
-        <w:rPr>
-          <w:b/>
-          <w:bCs/>
-        </w:rPr>
-      </w:pPr>
-      <w:r>
-        <w:rPr>
-          <w:b/>
-          <w:bCs/>
-        </w:rPr>
-        <w:t>5. Detection and Evaluation of Hallucinations</w:t>
-      </w:r>
-    </w:p>
-    <w:p>
-      <w:r>
-        <w:t>The survey describes two main groups of detection methods:</w:t>
-      </w:r>
-    </w:p>
-    <w:p>
-      <w:pPr>
-        <w:rPr>
-          <w:b/>
-          <w:bCs/>
-        </w:rPr>
-      </w:pPr>
-      <w:r>
-        <w:rPr>
-          <w:b/>
-          <w:bCs/>
-        </w:rPr>
-        <w:t>5.1 Methods for Detecting Factuality Errors</w:t>
-      </w:r>
-    </w:p>
-    <w:p>
-      <w:pPr>
-        <w:numPr>
-          <w:ilvl w:val="0"/>
-          <w:numId w:val="7"/>
-        </w:numPr>
-      </w:pPr>
-      <w:r>
-        <w:rPr>
-          <w:b/>
-          <w:bCs/>
-        </w:rPr>
-        <w:t>External Fact-Checking</w:t>
-      </w:r>
-      <w:r>
-        <w:br/>
-        <w:t>Using retrieval models or knowledge bases to verify claims.</w:t>
-      </w:r>
-    </w:p>
-    <w:p>
-      <w:pPr>
-        <w:numPr>
-          <w:ilvl w:val="0"/>
-          <w:numId w:val="7"/>
-        </w:numPr>
-      </w:pPr>
-      <w:r>
-        <w:rPr>
-          <w:b/>
-          <w:bCs/>
-        </w:rPr>
-        <w:t>Uncertainty Estimation</w:t>
-      </w:r>
-      <w:r>
-        <w:br/>
-        <w:t>Analyzing probability distributions, answer variance, or self-consistency across multiple generations.</w:t>
-      </w:r>
-    </w:p>
-    <w:p>
-      <w:pPr>
-        <w:numPr>
-          <w:ilvl w:val="0"/>
-          <w:numId w:val="7"/>
-        </w:numPr>
-      </w:pPr>
-      <w:r>
-        <w:rPr>
-          <w:b/>
-          <w:bCs/>
-        </w:rPr>
-        <w:t>Verification Chains</w:t>
-      </w:r>
-      <w:r>
-        <w:br/>
-        <w:t>Asking the model to fact-check or critique its own output (e.g., chain-of-verification).</w:t>
-      </w:r>
-    </w:p>
-    <w:p>
-      <w:pPr>
-        <w:rPr>
-          <w:b/>
-          <w:bCs/>
-        </w:rPr>
-      </w:pPr>
-      <w:r>
-        <w:rPr>
-          <w:b/>
-          <w:bCs/>
-        </w:rPr>
-        <w:t>5.2 Methods for Detecting Faithfulness Errors</w:t>
-      </w:r>
-    </w:p>
-    <w:p>
-      <w:pPr>
-        <w:numPr>
-          <w:ilvl w:val="0"/>
-          <w:numId w:val="8"/>
-        </w:numPr>
-      </w:pPr>
-      <w:r>
-        <w:rPr>
-          <w:b/>
-          <w:bCs/>
-        </w:rPr>
-        <w:t>N-gram and Entity Overlap Metrics</w:t>
-      </w:r>
-      <w:r>
-        <w:br/>
-        <w:t>Comparing generated text to input text.</w:t>
-      </w:r>
-    </w:p>
-    <w:p>
-      <w:pPr>
-        <w:numPr>
-          <w:ilvl w:val="0"/>
-          <w:numId w:val="8"/>
-        </w:numPr>
-      </w:pPr>
-      <w:r>
-        <w:rPr>
-          <w:b/>
-          <w:bCs/>
-        </w:rPr>
-        <w:t>Classifier-Based Approaches</w:t>
-      </w:r>
-      <w:r>
-        <w:br/>
-        <w:t>Using models trained on natural language inference (NLI) or QA datasets.</w:t>
-      </w:r>
-    </w:p>
-    <w:p>
-      <w:pPr>
-        <w:numPr>
-          <w:ilvl w:val="0"/>
-          <w:numId w:val="8"/>
-        </w:numPr>
-      </w:pPr>
-      <w:r>
-        <w:rPr>
-          <w:b/>
-          <w:bCs/>
-        </w:rPr>
-        <w:lastRenderedPageBreak/>
-        <w:t>LLM-as-Judge Approaches</w:t>
-      </w:r>
-      <w:r>
-        <w:br/>
-        <w:t>Prompting LLMs to evaluate whether generated content adheres to source material.</w:t>
-      </w:r>
-    </w:p>
-    <w:p>
-      <w:pPr>
-        <w:rPr>
-          <w:b/>
-          <w:bCs/>
-        </w:rPr>
-      </w:pPr>
-      <w:r>
-        <w:rPr>
-          <w:b/>
-          <w:bCs/>
-        </w:rPr>
-        <w:t>5.3 Benchmarks</w:t>
-      </w:r>
-    </w:p>
-    <w:p>
-      <w:r>
-        <w:t>The survey catalogs numerous benchmarks, including TruthfulQA, PopQA, FreshQA, REALTIMEQA, HaluEval, and FELM. Each targets specific hallucination behaviors, from temporal knowledge to long-tail factuality.</w:t>
-      </w:r>
-    </w:p>
-    <w:p>
-      <w:r>
-        <w:pict w14:anchorId="2F7ABC3F">
-          <v:rect id="_x0000_i1030" style="width:0;height:1.5pt" o:hralign="center" o:hrstd="t" o:hr="t" fillcolor="#a0a0a0" stroked="f"/>
-        </w:pict>
-      </w:r>
-    </w:p>
-    <w:p>
-      <w:pPr>
-        <w:rPr>
-          <w:b/>
-          <w:bCs/>
-        </w:rPr>
-      </w:pPr>
-      <w:r>
-        <w:rPr>
-          <w:b/>
-          <w:bCs/>
-        </w:rPr>
-        <w:t>6. Mitigation Strategies</w:t>
-      </w:r>
-    </w:p>
-    <w:p>
-      <w:r>
-        <w:t>Mitigation approaches target different stages of the model pipeline.</w:t>
-      </w:r>
-    </w:p>
-    <w:p>
-      <w:pPr>
-        <w:rPr>
-          <w:b/>
-          <w:bCs/>
-        </w:rPr>
-      </w:pPr>
-      <w:r>
-        <w:rPr>
-          <w:b/>
-          <w:bCs/>
-        </w:rPr>
-        <w:t>6.1 Addressing Data-Related Issues</w:t>
-      </w:r>
-    </w:p>
-    <w:p>
-      <w:pPr>
-        <w:numPr>
-          <w:ilvl w:val="0"/>
-          <w:numId w:val="9"/>
-        </w:numPr>
-      </w:pPr>
-      <w:r>
-        <w:rPr>
-          <w:b/>
-          <w:bCs/>
-        </w:rPr>
-        <w:t>High-quality Data Filtering</w:t>
-      </w:r>
-      <w:r>
-        <w:br/>
-        <w:t>Curating accurate, deduplicated, and domain-relevant corpora.</w:t>
-      </w:r>
-    </w:p>
-    <w:p>
-      <w:pPr>
-        <w:numPr>
-          <w:ilvl w:val="0"/>
-          <w:numId w:val="9"/>
-        </w:numPr>
-      </w:pPr>
-      <w:r>
-        <w:rPr>
-          <w:b/>
-          <w:bCs/>
-        </w:rPr>
-        <w:t>Model Editing</w:t>
-      </w:r>
-      <w:r>
-        <w:br/>
-        <w:t>Techniques like ROME and MEMIT rewrite internal representations to fix specific factual errors.</w:t>
-      </w:r>
-    </w:p>
-    <w:p>
-      <w:pPr>
-        <w:numPr>
-          <w:ilvl w:val="0"/>
-          <w:numId w:val="9"/>
-        </w:numPr>
-      </w:pPr>
-      <w:r>
-        <w:rPr>
-          <w:b/>
-          <w:bCs/>
-        </w:rPr>
-        <w:t>Retrieval-Augmented Generation (RAG)</w:t>
-      </w:r>
-      <w:r>
-        <w:br/>
-        <w:t>Grounding LLMs in real-time external knowledge to reduce reliance on parametric memory.</w:t>
-      </w:r>
-    </w:p>
-    <w:p>
-      <w:pPr>
-        <w:rPr>
-          <w:b/>
-          <w:bCs/>
-        </w:rPr>
-      </w:pPr>
-      <w:r>
-        <w:rPr>
-          <w:b/>
-          <w:bCs/>
-        </w:rPr>
-        <w:t>6.2 Improving Training</w:t>
-      </w:r>
-    </w:p>
-    <w:p>
-      <w:pPr>
-        <w:numPr>
-          <w:ilvl w:val="0"/>
-          <w:numId w:val="10"/>
-        </w:numPr>
-      </w:pPr>
-      <w:r>
-        <w:rPr>
-          <w:b/>
-          <w:bCs/>
-        </w:rPr>
-        <w:t>Architectural Variants</w:t>
-      </w:r>
-      <w:r>
-        <w:br/>
-        <w:t>Models with better long-context understanding or bidirectional information flow may reduce hallucinations.</w:t>
-      </w:r>
-    </w:p>
-    <w:p>
-      <w:pPr>
-        <w:numPr>
-          <w:ilvl w:val="0"/>
-          <w:numId w:val="10"/>
-        </w:numPr>
-      </w:pPr>
-      <w:r>
-        <w:rPr>
-          <w:b/>
-          <w:bCs/>
-        </w:rPr>
-        <w:t>Alignment Refinement</w:t>
-      </w:r>
-      <w:r>
-        <w:br/>
-        <w:t>More sophisticated preference modeling and adversarial alignment methods aim to reduce harmful overconfidence.</w:t>
-      </w:r>
-    </w:p>
-    <w:p>
-      <w:pPr>
-        <w:rPr>
-          <w:b/>
-          <w:bCs/>
-        </w:rPr>
-      </w:pPr>
-      <w:r>
-        <w:rPr>
-          <w:b/>
-          <w:bCs/>
-        </w:rPr>
-        <w:t>6.3 Inference-Time Techniques</w:t>
-      </w:r>
-    </w:p>
-    <w:p>
-      <w:pPr>
-        <w:numPr>
-          <w:ilvl w:val="0"/>
-          <w:numId w:val="11"/>
-        </w:numPr>
-      </w:pPr>
-      <w:r>
-        <w:rPr>
-          <w:b/>
-          <w:bCs/>
-        </w:rPr>
-        <w:t>Factuality-Aware Decoding</w:t>
-      </w:r>
-      <w:r>
-        <w:br/>
-        <w:t>Constraining token selection to improve factual grounding.</w:t>
-      </w:r>
-    </w:p>
-    <w:p>
-      <w:pPr>
-        <w:numPr>
-          <w:ilvl w:val="0"/>
-          <w:numId w:val="11"/>
-        </w:numPr>
-      </w:pPr>
-      <w:r>
-        <w:rPr>
-          <w:b/>
-          <w:bCs/>
-        </w:rPr>
-        <w:t>Context-Aware Decoding (CAD)</w:t>
-      </w:r>
-      <w:r>
-        <w:br/>
-        <w:t>Comparing outputs generated with and without context to reinforce adherence to input evidence.</w:t>
-      </w:r>
-    </w:p>
-    <w:p>
-      <w:pPr>
-        <w:numPr>
-          <w:ilvl w:val="0"/>
-          <w:numId w:val="11"/>
-        </w:numPr>
-      </w:pPr>
-      <w:r>
-        <w:rPr>
-          <w:b/>
-          <w:bCs/>
-        </w:rPr>
-        <w:lastRenderedPageBreak/>
-        <w:t>Inference-Time Intervention</w:t>
-      </w:r>
-      <w:r>
-        <w:br/>
-        <w:t>Steering internal activations to reduce hallucination likelihood.</w:t>
-      </w:r>
-    </w:p>
-    <w:p>
-      <w:r>
-        <w:pict w14:anchorId="12948605">
-          <v:rect id="_x0000_i1031" style="width:0;height:1.5pt" o:hralign="center" o:hrstd="t" o:hr="t" fillcolor="#a0a0a0" stroked="f"/>
-        </w:pict>
-      </w:r>
-    </w:p>
-    <w:p>
-      <w:pPr>
-        <w:rPr>
-          <w:b/>
-          <w:bCs/>
-        </w:rPr>
-      </w:pPr>
-      <w:r>
-        <w:rPr>
-          <w:b/>
-          <w:bCs/>
-        </w:rPr>
-        <w:t>7. Challenges and Open Questions</w:t>
-      </w:r>
-    </w:p>
-    <w:p>
-      <w:r>
-        <w:t>The survey devotes significant attention to unresolved issues, especially within retrieval-augmented systems (RAG). Although RAG is often proposed as a solution, models still hallucinate due to:</w:t>
-      </w:r>
-    </w:p>
-    <w:p>
-      <w:pPr>
-        <w:numPr>
-          <w:ilvl w:val="0"/>
-          <w:numId w:val="12"/>
-        </w:numPr>
-      </w:pPr>
-      <w:r>
-        <w:rPr>
-          <w:b/>
-          <w:bCs/>
-        </w:rPr>
-        <w:t>Retrieval Failures</w:t>
-      </w:r>
-      <w:r>
-        <w:br/>
-        <w:t>Including ambiguous queries, noisy evidence, irrelevant chunks, or outdated information.</w:t>
-      </w:r>
-    </w:p>
-    <w:p>
-      <w:pPr>
-        <w:numPr>
-          <w:ilvl w:val="0"/>
-          <w:numId w:val="12"/>
-        </w:numPr>
-      </w:pPr>
-      <w:r>
-        <w:rPr>
-          <w:b/>
-          <w:bCs/>
-        </w:rPr>
-        <w:t>Generation Bottlenecks</w:t>
-      </w:r>
-      <w:r>
-        <w:br/>
-        <w:t>Even when retrieval is correct, the LLM may:</w:t>
-      </w:r>
-    </w:p>
-    <w:p>
-      <w:pPr>
-        <w:numPr>
-          <w:ilvl w:val="1"/>
-          <w:numId w:val="12"/>
-        </w:numPr>
-      </w:pPr>
-      <w:r>
-        <w:t>ignore retrieved data (noisy context),</w:t>
-      </w:r>
-    </w:p>
-    <w:p>
-      <w:pPr>
-        <w:numPr>
-          <w:ilvl w:val="1"/>
-          <w:numId w:val="12"/>
-        </w:numPr>
-      </w:pPr>
-      <w:r>
-        <w:t>contradict it (context conflict), or</w:t>
-      </w:r>
-    </w:p>
-    <w:p>
-      <w:pPr>
-        <w:numPr>
-          <w:ilvl w:val="1"/>
-          <w:numId w:val="12"/>
-        </w:numPr>
-      </w:pPr>
-      <w:r>
-        <w:t>underutilize evidence due to positional effects (lost-in-the-middle).</w:t>
-      </w:r>
-    </w:p>
-    <w:p>
-      <w:r>
-        <w:t>The authors also highlight challenges in multimodal systems (vision-language models) that hallucinate objects not present in images, and emphasize the need for models to explicitly recognize and communicate their own knowledge limits.</w:t>
-      </w:r>
-    </w:p>
-    <w:p>
-      <w:r>
-        <w:pict w14:anchorId="66E62C14">
-          <v:rect id="_x0000_i1032" style="width:0;height:1.5pt" o:hralign="center" o:hrstd="t" o:hr="t" fillcolor="#a0a0a0" stroked="f"/>
-        </w:pict>
-      </w:r>
-    </w:p>
-    <w:p>
-      <w:pPr>
-        <w:rPr>
-          <w:b/>
-          <w:bCs/>
-        </w:rPr>
-      </w:pPr>
-      <w:r>
-        <w:rPr>
-          <w:b/>
-          <w:bCs/>
-        </w:rPr>
-        <w:t>8. Conclusion</w:t>
-      </w:r>
-    </w:p>
-    <w:p>
-      <w:r>
-        <w:t>Huang et al.’s survey provides a comprehensive and timely analysis of hallucination in LLMs, revealing it to be a multifaceted phenomenon rooted in data quality, training dynamics, model architectures, and inference procedures. The proposed taxonomy—factuality and faithfulness—offers a practical foundation for future evaluations and mitigation tools.</w:t>
-      </w:r>
-    </w:p>
-    <w:p>
-      <w:r>
-        <w:t>Ultimately, eliminating hallucinations entirely may be impossible, but reducing their frequency and severity is essential for responsible AI deployment. Progress depends on advances across the entire model pipeline, from data collection and alignment to inference-time reasoning and retrieval integration. As LLMs become embedded in critical societal functions, addressing hallucination is not only a technical challenge but a requirement for safety, trustworthiness, and ethical AI use.</w:t>
+        <w:t>Conclusion:</w:t>
+      </w:r>
+    </w:p>
+    <w:p/>
+    <w:p>
+      <w:r>
+        <w:t>The survey confirms that lightweight object detection is a vibrant and critical research field for enabling AI at the edge. While models like YOLOv7-X and NanoDet show impressive progress, a significant performance gap remains compared to heavy, cloud-based models. Future work must focus on novel architectures, automated hardware-aware design, and robust training schemes to create detectors that are truly both accurate and frugal, unlocking the full potential of intelligent edge applications.</w:t>
       </w:r>
     </w:p>
     <w:sectPr>
@@ -1655,6 +984,155 @@
     </w:lvl>
   </w:abstractNum>
   <w:abstractNum w:abstractNumId="3" w15:restartNumberingAfterBreak="0">
+    <w:nsid w:val="0B614865"/>
+    <w:multiLevelType w:val="multilevel"/>
+    <w:tmpl w:val="143ED78A"/>
+    <w:lvl w:ilvl="0">
+      <w:start w:val="1"/>
+      <w:numFmt w:val="bullet"/>
+      <w:lvlText w:val=""/>
+      <w:lvlJc w:val="left"/>
+      <w:pPr>
+        <w:tabs>
+          <w:tab w:val="num" w:pos="720"/>
+        </w:tabs>
+        <w:ind w:left="720" w:hanging="360"/>
+      </w:pPr>
+      <w:rPr>
+        <w:rFonts w:ascii="Symbol" w:hAnsi="Symbol" w:hint="default"/>
+        <w:sz w:val="20"/>
+      </w:rPr>
+    </w:lvl>
+    <w:lvl w:ilvl="1" w:tentative="1">
+      <w:start w:val="1"/>
+      <w:numFmt w:val="bullet"/>
+      <w:lvlText w:val="o"/>
+      <w:lvlJc w:val="left"/>
+      <w:pPr>
+        <w:tabs>
+          <w:tab w:val="num" w:pos="1440"/>
+        </w:tabs>
+        <w:ind w:left="1440" w:hanging="360"/>
+      </w:pPr>
+      <w:rPr>
+        <w:rFonts w:ascii="Courier New" w:hAnsi="Courier New" w:hint="default"/>
+        <w:sz w:val="20"/>
+      </w:rPr>
+    </w:lvl>
+    <w:lvl w:ilvl="2" w:tentative="1">
+      <w:start w:val="1"/>
+      <w:numFmt w:val="bullet"/>
+      <w:lvlText w:val=""/>
+      <w:lvlJc w:val="left"/>
+      <w:pPr>
+        <w:tabs>
+          <w:tab w:val="num" w:pos="2160"/>
+        </w:tabs>
+        <w:ind w:left="2160" w:hanging="360"/>
+      </w:pPr>
+      <w:rPr>
+        <w:rFonts w:ascii="Wingdings" w:hAnsi="Wingdings" w:hint="default"/>
+        <w:sz w:val="20"/>
+      </w:rPr>
+    </w:lvl>
+    <w:lvl w:ilvl="3" w:tentative="1">
+      <w:start w:val="1"/>
+      <w:numFmt w:val="bullet"/>
+      <w:lvlText w:val=""/>
+      <w:lvlJc w:val="left"/>
+      <w:pPr>
+        <w:tabs>
+          <w:tab w:val="num" w:pos="2880"/>
+        </w:tabs>
+        <w:ind w:left="2880" w:hanging="360"/>
+      </w:pPr>
+      <w:rPr>
+        <w:rFonts w:ascii="Wingdings" w:hAnsi="Wingdings" w:hint="default"/>
+        <w:sz w:val="20"/>
+      </w:rPr>
+    </w:lvl>
+    <w:lvl w:ilvl="4" w:tentative="1">
+      <w:start w:val="1"/>
+      <w:numFmt w:val="bullet"/>
+      <w:lvlText w:val=""/>
+      <w:lvlJc w:val="left"/>
+      <w:pPr>
+        <w:tabs>
+          <w:tab w:val="num" w:pos="3600"/>
+        </w:tabs>
+        <w:ind w:left="3600" w:hanging="360"/>
+      </w:pPr>
+      <w:rPr>
+        <w:rFonts w:ascii="Wingdings" w:hAnsi="Wingdings" w:hint="default"/>
+        <w:sz w:val="20"/>
+      </w:rPr>
+    </w:lvl>
+    <w:lvl w:ilvl="5" w:tentative="1">
+      <w:start w:val="1"/>
+      <w:numFmt w:val="bullet"/>
+      <w:lvlText w:val=""/>
+      <w:lvlJc w:val="left"/>
+      <w:pPr>
+        <w:tabs>
+          <w:tab w:val="num" w:pos="4320"/>
+        </w:tabs>
+        <w:ind w:left="4320" w:hanging="360"/>
+      </w:pPr>
+      <w:rPr>
+        <w:rFonts w:ascii="Wingdings" w:hAnsi="Wingdings" w:hint="default"/>
+        <w:sz w:val="20"/>
+      </w:rPr>
+    </w:lvl>
+    <w:lvl w:ilvl="6" w:tentative="1">
+      <w:start w:val="1"/>
+      <w:numFmt w:val="bullet"/>
+      <w:lvlText w:val=""/>
+      <w:lvlJc w:val="left"/>
+      <w:pPr>
+        <w:tabs>
+          <w:tab w:val="num" w:pos="5040"/>
+        </w:tabs>
+        <w:ind w:left="5040" w:hanging="360"/>
+      </w:pPr>
+      <w:rPr>
+        <w:rFonts w:ascii="Wingdings" w:hAnsi="Wingdings" w:hint="default"/>
+        <w:sz w:val="20"/>
+      </w:rPr>
+    </w:lvl>
+    <w:lvl w:ilvl="7" w:tentative="1">
+      <w:start w:val="1"/>
+      <w:numFmt w:val="bullet"/>
+      <w:lvlText w:val=""/>
+      <w:lvlJc w:val="left"/>
+      <w:pPr>
+        <w:tabs>
+          <w:tab w:val="num" w:pos="5760"/>
+        </w:tabs>
+        <w:ind w:left="5760" w:hanging="360"/>
+      </w:pPr>
+      <w:rPr>
+        <w:rFonts w:ascii="Wingdings" w:hAnsi="Wingdings" w:hint="default"/>
+        <w:sz w:val="20"/>
+      </w:rPr>
+    </w:lvl>
+    <w:lvl w:ilvl="8" w:tentative="1">
+      <w:start w:val="1"/>
+      <w:numFmt w:val="bullet"/>
+      <w:lvlText w:val=""/>
+      <w:lvlJc w:val="left"/>
+      <w:pPr>
+        <w:tabs>
+          <w:tab w:val="num" w:pos="6480"/>
+        </w:tabs>
+        <w:ind w:left="6480" w:hanging="360"/>
+      </w:pPr>
+      <w:rPr>
+        <w:rFonts w:ascii="Wingdings" w:hAnsi="Wingdings" w:hint="default"/>
+        <w:sz w:val="20"/>
+      </w:rPr>
+    </w:lvl>
+  </w:abstractNum>
+  <w:abstractNum w:abstractNumId="4" w15:restartNumberingAfterBreak="0">
     <w:nsid w:val="0C3F7304"/>
     <w:multiLevelType w:val="multilevel"/>
     <w:tmpl w:val="87FC4BE6"/>
@@ -1803,7 +1281,156 @@
       </w:rPr>
     </w:lvl>
   </w:abstractNum>
-  <w:abstractNum w:abstractNumId="4" w15:restartNumberingAfterBreak="0">
+  <w:abstractNum w:abstractNumId="5" w15:restartNumberingAfterBreak="0">
+    <w:nsid w:val="0F544430"/>
+    <w:multiLevelType w:val="multilevel"/>
+    <w:tmpl w:val="72E40D88"/>
+    <w:lvl w:ilvl="0">
+      <w:start w:val="1"/>
+      <w:numFmt w:val="bullet"/>
+      <w:lvlText w:val=""/>
+      <w:lvlJc w:val="left"/>
+      <w:pPr>
+        <w:tabs>
+          <w:tab w:val="num" w:pos="720"/>
+        </w:tabs>
+        <w:ind w:left="720" w:hanging="360"/>
+      </w:pPr>
+      <w:rPr>
+        <w:rFonts w:ascii="Symbol" w:hAnsi="Symbol" w:hint="default"/>
+        <w:sz w:val="20"/>
+      </w:rPr>
+    </w:lvl>
+    <w:lvl w:ilvl="1" w:tentative="1">
+      <w:start w:val="1"/>
+      <w:numFmt w:val="bullet"/>
+      <w:lvlText w:val="o"/>
+      <w:lvlJc w:val="left"/>
+      <w:pPr>
+        <w:tabs>
+          <w:tab w:val="num" w:pos="1440"/>
+        </w:tabs>
+        <w:ind w:left="1440" w:hanging="360"/>
+      </w:pPr>
+      <w:rPr>
+        <w:rFonts w:ascii="Courier New" w:hAnsi="Courier New" w:hint="default"/>
+        <w:sz w:val="20"/>
+      </w:rPr>
+    </w:lvl>
+    <w:lvl w:ilvl="2" w:tentative="1">
+      <w:start w:val="1"/>
+      <w:numFmt w:val="bullet"/>
+      <w:lvlText w:val=""/>
+      <w:lvlJc w:val="left"/>
+      <w:pPr>
+        <w:tabs>
+          <w:tab w:val="num" w:pos="2160"/>
+        </w:tabs>
+        <w:ind w:left="2160" w:hanging="360"/>
+      </w:pPr>
+      <w:rPr>
+        <w:rFonts w:ascii="Wingdings" w:hAnsi="Wingdings" w:hint="default"/>
+        <w:sz w:val="20"/>
+      </w:rPr>
+    </w:lvl>
+    <w:lvl w:ilvl="3" w:tentative="1">
+      <w:start w:val="1"/>
+      <w:numFmt w:val="bullet"/>
+      <w:lvlText w:val=""/>
+      <w:lvlJc w:val="left"/>
+      <w:pPr>
+        <w:tabs>
+          <w:tab w:val="num" w:pos="2880"/>
+        </w:tabs>
+        <w:ind w:left="2880" w:hanging="360"/>
+      </w:pPr>
+      <w:rPr>
+        <w:rFonts w:ascii="Wingdings" w:hAnsi="Wingdings" w:hint="default"/>
+        <w:sz w:val="20"/>
+      </w:rPr>
+    </w:lvl>
+    <w:lvl w:ilvl="4" w:tentative="1">
+      <w:start w:val="1"/>
+      <w:numFmt w:val="bullet"/>
+      <w:lvlText w:val=""/>
+      <w:lvlJc w:val="left"/>
+      <w:pPr>
+        <w:tabs>
+          <w:tab w:val="num" w:pos="3600"/>
+        </w:tabs>
+        <w:ind w:left="3600" w:hanging="360"/>
+      </w:pPr>
+      <w:rPr>
+        <w:rFonts w:ascii="Wingdings" w:hAnsi="Wingdings" w:hint="default"/>
+        <w:sz w:val="20"/>
+      </w:rPr>
+    </w:lvl>
+    <w:lvl w:ilvl="5" w:tentative="1">
+      <w:start w:val="1"/>
+      <w:numFmt w:val="bullet"/>
+      <w:lvlText w:val=""/>
+      <w:lvlJc w:val="left"/>
+      <w:pPr>
+        <w:tabs>
+          <w:tab w:val="num" w:pos="4320"/>
+        </w:tabs>
+        <w:ind w:left="4320" w:hanging="360"/>
+      </w:pPr>
+      <w:rPr>
+        <w:rFonts w:ascii="Wingdings" w:hAnsi="Wingdings" w:hint="default"/>
+        <w:sz w:val="20"/>
+      </w:rPr>
+    </w:lvl>
+    <w:lvl w:ilvl="6" w:tentative="1">
+      <w:start w:val="1"/>
+      <w:numFmt w:val="bullet"/>
+      <w:lvlText w:val=""/>
+      <w:lvlJc w:val="left"/>
+      <w:pPr>
+        <w:tabs>
+          <w:tab w:val="num" w:pos="5040"/>
+        </w:tabs>
+        <w:ind w:left="5040" w:hanging="360"/>
+      </w:pPr>
+      <w:rPr>
+        <w:rFonts w:ascii="Wingdings" w:hAnsi="Wingdings" w:hint="default"/>
+        <w:sz w:val="20"/>
+      </w:rPr>
+    </w:lvl>
+    <w:lvl w:ilvl="7" w:tentative="1">
+      <w:start w:val="1"/>
+      <w:numFmt w:val="bullet"/>
+      <w:lvlText w:val=""/>
+      <w:lvlJc w:val="left"/>
+      <w:pPr>
+        <w:tabs>
+          <w:tab w:val="num" w:pos="5760"/>
+        </w:tabs>
+        <w:ind w:left="5760" w:hanging="360"/>
+      </w:pPr>
+      <w:rPr>
+        <w:rFonts w:ascii="Wingdings" w:hAnsi="Wingdings" w:hint="default"/>
+        <w:sz w:val="20"/>
+      </w:rPr>
+    </w:lvl>
+    <w:lvl w:ilvl="8" w:tentative="1">
+      <w:start w:val="1"/>
+      <w:numFmt w:val="bullet"/>
+      <w:lvlText w:val=""/>
+      <w:lvlJc w:val="left"/>
+      <w:pPr>
+        <w:tabs>
+          <w:tab w:val="num" w:pos="6480"/>
+        </w:tabs>
+        <w:ind w:left="6480" w:hanging="360"/>
+      </w:pPr>
+      <w:rPr>
+        <w:rFonts w:ascii="Wingdings" w:hAnsi="Wingdings" w:hint="default"/>
+        <w:sz w:val="20"/>
+      </w:rPr>
+    </w:lvl>
+  </w:abstractNum>
+  <w:abstractNum w:abstractNumId="6" w15:restartNumberingAfterBreak="0">
     <w:nsid w:val="176412B5"/>
     <w:multiLevelType w:val="multilevel"/>
     <w:tmpl w:val="AC1EAD9A"/>
@@ -1952,7 +1579,7 @@
       </w:rPr>
     </w:lvl>
   </w:abstractNum>
-  <w:abstractNum w:abstractNumId="5" w15:restartNumberingAfterBreak="0">
+  <w:abstractNum w:abstractNumId="7" w15:restartNumberingAfterBreak="0">
     <w:nsid w:val="39424890"/>
     <w:multiLevelType w:val="multilevel"/>
     <w:tmpl w:val="041E59AE"/>
@@ -2065,7 +1692,7 @@
       </w:pPr>
     </w:lvl>
   </w:abstractNum>
-  <w:abstractNum w:abstractNumId="6" w15:restartNumberingAfterBreak="0">
+  <w:abstractNum w:abstractNumId="8" w15:restartNumberingAfterBreak="0">
     <w:nsid w:val="3B71295F"/>
     <w:multiLevelType w:val="multilevel"/>
     <w:tmpl w:val="DD989164"/>
@@ -2214,7 +1841,7 @@
       </w:rPr>
     </w:lvl>
   </w:abstractNum>
-  <w:abstractNum w:abstractNumId="7" w15:restartNumberingAfterBreak="0">
+  <w:abstractNum w:abstractNumId="9" w15:restartNumberingAfterBreak="0">
     <w:nsid w:val="4068193B"/>
     <w:multiLevelType w:val="multilevel"/>
     <w:tmpl w:val="2A3E195E"/>
@@ -2363,7 +1990,156 @@
       </w:rPr>
     </w:lvl>
   </w:abstractNum>
-  <w:abstractNum w:abstractNumId="8" w15:restartNumberingAfterBreak="0">
+  <w:abstractNum w:abstractNumId="10" w15:restartNumberingAfterBreak="0">
+    <w:nsid w:val="48982162"/>
+    <w:multiLevelType w:val="multilevel"/>
+    <w:tmpl w:val="E72E561C"/>
+    <w:lvl w:ilvl="0">
+      <w:start w:val="1"/>
+      <w:numFmt w:val="bullet"/>
+      <w:lvlText w:val=""/>
+      <w:lvlJc w:val="left"/>
+      <w:pPr>
+        <w:tabs>
+          <w:tab w:val="num" w:pos="720"/>
+        </w:tabs>
+        <w:ind w:left="720" w:hanging="360"/>
+      </w:pPr>
+      <w:rPr>
+        <w:rFonts w:ascii="Symbol" w:hAnsi="Symbol" w:hint="default"/>
+        <w:sz w:val="20"/>
+      </w:rPr>
+    </w:lvl>
+    <w:lvl w:ilvl="1" w:tentative="1">
+      <w:start w:val="1"/>
+      <w:numFmt w:val="bullet"/>
+      <w:lvlText w:val="o"/>
+      <w:lvlJc w:val="left"/>
+      <w:pPr>
+        <w:tabs>
+          <w:tab w:val="num" w:pos="1440"/>
+        </w:tabs>
+        <w:ind w:left="1440" w:hanging="360"/>
+      </w:pPr>
+      <w:rPr>
+        <w:rFonts w:ascii="Courier New" w:hAnsi="Courier New" w:hint="default"/>
+        <w:sz w:val="20"/>
+      </w:rPr>
+    </w:lvl>
+    <w:lvl w:ilvl="2" w:tentative="1">
+      <w:start w:val="1"/>
+      <w:numFmt w:val="bullet"/>
+      <w:lvlText w:val=""/>
+      <w:lvlJc w:val="left"/>
+      <w:pPr>
+        <w:tabs>
+          <w:tab w:val="num" w:pos="2160"/>
+        </w:tabs>
+        <w:ind w:left="2160" w:hanging="360"/>
+      </w:pPr>
+      <w:rPr>
+        <w:rFonts w:ascii="Wingdings" w:hAnsi="Wingdings" w:hint="default"/>
+        <w:sz w:val="20"/>
+      </w:rPr>
+    </w:lvl>
+    <w:lvl w:ilvl="3" w:tentative="1">
+      <w:start w:val="1"/>
+      <w:numFmt w:val="bullet"/>
+      <w:lvlText w:val=""/>
+      <w:lvlJc w:val="left"/>
+      <w:pPr>
+        <w:tabs>
+          <w:tab w:val="num" w:pos="2880"/>
+        </w:tabs>
+        <w:ind w:left="2880" w:hanging="360"/>
+      </w:pPr>
+      <w:rPr>
+        <w:rFonts w:ascii="Wingdings" w:hAnsi="Wingdings" w:hint="default"/>
+        <w:sz w:val="20"/>
+      </w:rPr>
+    </w:lvl>
+    <w:lvl w:ilvl="4" w:tentative="1">
+      <w:start w:val="1"/>
+      <w:numFmt w:val="bullet"/>
+      <w:lvlText w:val=""/>
+      <w:lvlJc w:val="left"/>
+      <w:pPr>
+        <w:tabs>
+          <w:tab w:val="num" w:pos="3600"/>
+        </w:tabs>
+        <w:ind w:left="3600" w:hanging="360"/>
+      </w:pPr>
+      <w:rPr>
+        <w:rFonts w:ascii="Wingdings" w:hAnsi="Wingdings" w:hint="default"/>
+        <w:sz w:val="20"/>
+      </w:rPr>
+    </w:lvl>
+    <w:lvl w:ilvl="5" w:tentative="1">
+      <w:start w:val="1"/>
+      <w:numFmt w:val="bullet"/>
+      <w:lvlText w:val=""/>
+      <w:lvlJc w:val="left"/>
+      <w:pPr>
+        <w:tabs>
+          <w:tab w:val="num" w:pos="4320"/>
+        </w:tabs>
+        <w:ind w:left="4320" w:hanging="360"/>
+      </w:pPr>
+      <w:rPr>
+        <w:rFonts w:ascii="Wingdings" w:hAnsi="Wingdings" w:hint="default"/>
+        <w:sz w:val="20"/>
+      </w:rPr>
+    </w:lvl>
+    <w:lvl w:ilvl="6" w:tentative="1">
+      <w:start w:val="1"/>
+      <w:numFmt w:val="bullet"/>
+      <w:lvlText w:val=""/>
+      <w:lvlJc w:val="left"/>
+      <w:pPr>
+        <w:tabs>
+          <w:tab w:val="num" w:pos="5040"/>
+        </w:tabs>
+        <w:ind w:left="5040" w:hanging="360"/>
+      </w:pPr>
+      <w:rPr>
+        <w:rFonts w:ascii="Wingdings" w:hAnsi="Wingdings" w:hint="default"/>
+        <w:sz w:val="20"/>
+      </w:rPr>
+    </w:lvl>
+    <w:lvl w:ilvl="7" w:tentative="1">
+      <w:start w:val="1"/>
+      <w:numFmt w:val="bullet"/>
+      <w:lvlText w:val=""/>
+      <w:lvlJc w:val="left"/>
+      <w:pPr>
+        <w:tabs>
+          <w:tab w:val="num" w:pos="5760"/>
+        </w:tabs>
+        <w:ind w:left="5760" w:hanging="360"/>
+      </w:pPr>
+      <w:rPr>
+        <w:rFonts w:ascii="Wingdings" w:hAnsi="Wingdings" w:hint="default"/>
+        <w:sz w:val="20"/>
+      </w:rPr>
+    </w:lvl>
+    <w:lvl w:ilvl="8" w:tentative="1">
+      <w:start w:val="1"/>
+      <w:numFmt w:val="bullet"/>
+      <w:lvlText w:val=""/>
+      <w:lvlJc w:val="left"/>
+      <w:pPr>
+        <w:tabs>
+          <w:tab w:val="num" w:pos="6480"/>
+        </w:tabs>
+        <w:ind w:left="6480" w:hanging="360"/>
+      </w:pPr>
+      <w:rPr>
+        <w:rFonts w:ascii="Wingdings" w:hAnsi="Wingdings" w:hint="default"/>
+        <w:sz w:val="20"/>
+      </w:rPr>
+    </w:lvl>
+  </w:abstractNum>
+  <w:abstractNum w:abstractNumId="11" w15:restartNumberingAfterBreak="0">
     <w:nsid w:val="49923B60"/>
     <w:multiLevelType w:val="multilevel"/>
     <w:tmpl w:val="0924FADE"/>
@@ -2512,7 +2288,298 @@
       </w:rPr>
     </w:lvl>
   </w:abstractNum>
-  <w:abstractNum w:abstractNumId="9" w15:restartNumberingAfterBreak="0">
+  <w:abstractNum w:abstractNumId="12" w15:restartNumberingAfterBreak="0">
+    <w:nsid w:val="4AC11CF9"/>
+    <w:multiLevelType w:val="hybridMultilevel"/>
+    <w:tmpl w:val="E6503B10"/>
+    <w:lvl w:ilvl="0" w:tplc="A78AEC32">
+      <w:start w:val="1"/>
+      <w:numFmt w:val="decimal"/>
+      <w:lvlText w:val="%1-"/>
+      <w:lvlJc w:val="left"/>
+      <w:pPr>
+        <w:ind w:left="720" w:hanging="360"/>
+      </w:pPr>
+      <w:rPr>
+        <w:rFonts w:hint="default"/>
+      </w:rPr>
+    </w:lvl>
+    <w:lvl w:ilvl="1" w:tplc="04090019" w:tentative="1">
+      <w:start w:val="1"/>
+      <w:numFmt w:val="lowerLetter"/>
+      <w:lvlText w:val="%2."/>
+      <w:lvlJc w:val="left"/>
+      <w:pPr>
+        <w:ind w:left="1440" w:hanging="360"/>
+      </w:pPr>
+    </w:lvl>
+    <w:lvl w:ilvl="2" w:tplc="0409001B" w:tentative="1">
+      <w:start w:val="1"/>
+      <w:numFmt w:val="lowerRoman"/>
+      <w:lvlText w:val="%3."/>
+      <w:lvlJc w:val="right"/>
+      <w:pPr>
+        <w:ind w:left="2160" w:hanging="180"/>
+      </w:pPr>
+    </w:lvl>
+    <w:lvl w:ilvl="3" w:tplc="0409000F" w:tentative="1">
+      <w:start w:val="1"/>
+      <w:numFmt w:val="decimal"/>
+      <w:lvlText w:val="%4."/>
+      <w:lvlJc w:val="left"/>
+      <w:pPr>
+        <w:ind w:left="2880" w:hanging="360"/>
+      </w:pPr>
+    </w:lvl>
+    <w:lvl w:ilvl="4" w:tplc="04090019" w:tentative="1">
+      <w:start w:val="1"/>
+      <w:numFmt w:val="lowerLetter"/>
+      <w:lvlText w:val="%5."/>
+      <w:lvlJc w:val="left"/>
+      <w:pPr>
+        <w:ind w:left="3600" w:hanging="360"/>
+      </w:pPr>
+    </w:lvl>
+    <w:lvl w:ilvl="5" w:tplc="0409001B" w:tentative="1">
+      <w:start w:val="1"/>
+      <w:numFmt w:val="lowerRoman"/>
+      <w:lvlText w:val="%6."/>
+      <w:lvlJc w:val="right"/>
+      <w:pPr>
+        <w:ind w:left="4320" w:hanging="180"/>
+      </w:pPr>
+    </w:lvl>
+    <w:lvl w:ilvl="6" w:tplc="0409000F" w:tentative="1">
+      <w:start w:val="1"/>
+      <w:numFmt w:val="decimal"/>
+      <w:lvlText w:val="%7."/>
+      <w:lvlJc w:val="left"/>
+      <w:pPr>
+        <w:ind w:left="5040" w:hanging="360"/>
+      </w:pPr>
+    </w:lvl>
+    <w:lvl w:ilvl="7" w:tplc="04090019" w:tentative="1">
+      <w:start w:val="1"/>
+      <w:numFmt w:val="lowerLetter"/>
+      <w:lvlText w:val="%8."/>
+      <w:lvlJc w:val="left"/>
+      <w:pPr>
+        <w:ind w:left="5760" w:hanging="360"/>
+      </w:pPr>
+    </w:lvl>
+    <w:lvl w:ilvl="8" w:tplc="0409001B" w:tentative="1">
+      <w:start w:val="1"/>
+      <w:numFmt w:val="lowerRoman"/>
+      <w:lvlText w:val="%9."/>
+      <w:lvlJc w:val="right"/>
+      <w:pPr>
+        <w:ind w:left="6480" w:hanging="180"/>
+      </w:pPr>
+    </w:lvl>
+  </w:abstractNum>
+  <w:abstractNum w:abstractNumId="13" w15:restartNumberingAfterBreak="0">
+    <w:nsid w:val="4E4C6E4C"/>
+    <w:multiLevelType w:val="hybridMultilevel"/>
+    <w:tmpl w:val="0C267292"/>
+    <w:lvl w:ilvl="0" w:tplc="127C6910">
+      <w:start w:val="1"/>
+      <w:numFmt w:val="decimal"/>
+      <w:lvlText w:val="%1-"/>
+      <w:lvlJc w:val="left"/>
+      <w:pPr>
+        <w:ind w:left="720" w:hanging="360"/>
+      </w:pPr>
+      <w:rPr>
+        <w:rFonts w:hint="default"/>
+      </w:rPr>
+    </w:lvl>
+    <w:lvl w:ilvl="1" w:tplc="04090019" w:tentative="1">
+      <w:start w:val="1"/>
+      <w:numFmt w:val="lowerLetter"/>
+      <w:lvlText w:val="%2."/>
+      <w:lvlJc w:val="left"/>
+      <w:pPr>
+        <w:ind w:left="1440" w:hanging="360"/>
+      </w:pPr>
+    </w:lvl>
+    <w:lvl w:ilvl="2" w:tplc="0409001B" w:tentative="1">
+      <w:start w:val="1"/>
+      <w:numFmt w:val="lowerRoman"/>
+      <w:lvlText w:val="%3."/>
+      <w:lvlJc w:val="right"/>
+      <w:pPr>
+        <w:ind w:left="2160" w:hanging="180"/>
+      </w:pPr>
+    </w:lvl>
+    <w:lvl w:ilvl="3" w:tplc="0409000F" w:tentative="1">
+      <w:start w:val="1"/>
+      <w:numFmt w:val="decimal"/>
+      <w:lvlText w:val="%4."/>
+      <w:lvlJc w:val="left"/>
+      <w:pPr>
+        <w:ind w:left="2880" w:hanging="360"/>
+      </w:pPr>
+    </w:lvl>
+    <w:lvl w:ilvl="4" w:tplc="04090019" w:tentative="1">
+      <w:start w:val="1"/>
+      <w:numFmt w:val="lowerLetter"/>
+      <w:lvlText w:val="%5."/>
+      <w:lvlJc w:val="left"/>
+      <w:pPr>
+        <w:ind w:left="3600" w:hanging="360"/>
+      </w:pPr>
+    </w:lvl>
+    <w:lvl w:ilvl="5" w:tplc="0409001B" w:tentative="1">
+      <w:start w:val="1"/>
+      <w:numFmt w:val="lowerRoman"/>
+      <w:lvlText w:val="%6."/>
+      <w:lvlJc w:val="right"/>
+      <w:pPr>
+        <w:ind w:left="4320" w:hanging="180"/>
+      </w:pPr>
+    </w:lvl>
+    <w:lvl w:ilvl="6" w:tplc="0409000F" w:tentative="1">
+      <w:start w:val="1"/>
+      <w:numFmt w:val="decimal"/>
+      <w:lvlText w:val="%7."/>
+      <w:lvlJc w:val="left"/>
+      <w:pPr>
+        <w:ind w:left="5040" w:hanging="360"/>
+      </w:pPr>
+    </w:lvl>
+    <w:lvl w:ilvl="7" w:tplc="04090019" w:tentative="1">
+      <w:start w:val="1"/>
+      <w:numFmt w:val="lowerLetter"/>
+      <w:lvlText w:val="%8."/>
+      <w:lvlJc w:val="left"/>
+      <w:pPr>
+        <w:ind w:left="5760" w:hanging="360"/>
+      </w:pPr>
+    </w:lvl>
+    <w:lvl w:ilvl="8" w:tplc="0409001B" w:tentative="1">
+      <w:start w:val="1"/>
+      <w:numFmt w:val="lowerRoman"/>
+      <w:lvlText w:val="%9."/>
+      <w:lvlJc w:val="right"/>
+      <w:pPr>
+        <w:ind w:left="6480" w:hanging="180"/>
+      </w:pPr>
+    </w:lvl>
+  </w:abstractNum>
+  <w:abstractNum w:abstractNumId="14" w15:restartNumberingAfterBreak="0">
+    <w:nsid w:val="5BF22B57"/>
+    <w:multiLevelType w:val="hybridMultilevel"/>
+    <w:tmpl w:val="1C880628"/>
+    <w:lvl w:ilvl="0" w:tplc="A126D286">
+      <w:start w:val="7"/>
+      <w:numFmt w:val="bullet"/>
+      <w:lvlText w:val="-"/>
+      <w:lvlJc w:val="left"/>
+      <w:pPr>
+        <w:ind w:left="720" w:hanging="360"/>
+      </w:pPr>
+      <w:rPr>
+        <w:rFonts w:ascii="Aptos" w:eastAsiaTheme="minorHAnsi" w:hAnsi="Aptos" w:cstheme="minorBidi" w:hint="default"/>
+      </w:rPr>
+    </w:lvl>
+    <w:lvl w:ilvl="1" w:tplc="04090003" w:tentative="1">
+      <w:start w:val="1"/>
+      <w:numFmt w:val="bullet"/>
+      <w:lvlText w:val="o"/>
+      <w:lvlJc w:val="left"/>
+      <w:pPr>
+        <w:ind w:left="1440" w:hanging="360"/>
+      </w:pPr>
+      <w:rPr>
+        <w:rFonts w:ascii="Courier New" w:hAnsi="Courier New" w:cs="Courier New" w:hint="default"/>
+      </w:rPr>
+    </w:lvl>
+    <w:lvl w:ilvl="2" w:tplc="04090005" w:tentative="1">
+      <w:start w:val="1"/>
+      <w:numFmt w:val="bullet"/>
+      <w:lvlText w:val=""/>
+      <w:lvlJc w:val="left"/>
+      <w:pPr>
+        <w:ind w:left="2160" w:hanging="360"/>
+      </w:pPr>
+      <w:rPr>
+        <w:rFonts w:ascii="Wingdings" w:hAnsi="Wingdings" w:hint="default"/>
+      </w:rPr>
+    </w:lvl>
+    <w:lvl w:ilvl="3" w:tplc="04090001" w:tentative="1">
+      <w:start w:val="1"/>
+      <w:numFmt w:val="bullet"/>
+      <w:lvlText w:val=""/>
+      <w:lvlJc w:val="left"/>
+      <w:pPr>
+        <w:ind w:left="2880" w:hanging="360"/>
+      </w:pPr>
+      <w:rPr>
+        <w:rFonts w:ascii="Symbol" w:hAnsi="Symbol" w:hint="default"/>
+      </w:rPr>
+    </w:lvl>
+    <w:lvl w:ilvl="4" w:tplc="04090003" w:tentative="1">
+      <w:start w:val="1"/>
+      <w:numFmt w:val="bullet"/>
+      <w:lvlText w:val="o"/>
+      <w:lvlJc w:val="left"/>
+      <w:pPr>
+        <w:ind w:left="3600" w:hanging="360"/>
+      </w:pPr>
+      <w:rPr>
+        <w:rFonts w:ascii="Courier New" w:hAnsi="Courier New" w:cs="Courier New" w:hint="default"/>
+      </w:rPr>
+    </w:lvl>
+    <w:lvl w:ilvl="5" w:tplc="04090005" w:tentative="1">
+      <w:start w:val="1"/>
+      <w:numFmt w:val="bullet"/>
+      <w:lvlText w:val=""/>
+      <w:lvlJc w:val="left"/>
+      <w:pPr>
+        <w:ind w:left="4320" w:hanging="360"/>
+      </w:pPr>
+      <w:rPr>
+        <w:rFonts w:ascii="Wingdings" w:hAnsi="Wingdings" w:hint="default"/>
+      </w:rPr>
+    </w:lvl>
+    <w:lvl w:ilvl="6" w:tplc="04090001" w:tentative="1">
+      <w:start w:val="1"/>
+      <w:numFmt w:val="bullet"/>
+      <w:lvlText w:val=""/>
+      <w:lvlJc w:val="left"/>
+      <w:pPr>
+        <w:ind w:left="5040" w:hanging="360"/>
+      </w:pPr>
+      <w:rPr>
+        <w:rFonts w:ascii="Symbol" w:hAnsi="Symbol" w:hint="default"/>
+      </w:rPr>
+    </w:lvl>
+    <w:lvl w:ilvl="7" w:tplc="04090003" w:tentative="1">
+      <w:start w:val="1"/>
+      <w:numFmt w:val="bullet"/>
+      <w:lvlText w:val="o"/>
+      <w:lvlJc w:val="left"/>
+      <w:pPr>
+        <w:ind w:left="5760" w:hanging="360"/>
+      </w:pPr>
+      <w:rPr>
+        <w:rFonts w:ascii="Courier New" w:hAnsi="Courier New" w:cs="Courier New" w:hint="default"/>
+      </w:rPr>
+    </w:lvl>
+    <w:lvl w:ilvl="8" w:tplc="04090005" w:tentative="1">
+      <w:start w:val="1"/>
+      <w:numFmt w:val="bullet"/>
+      <w:lvlText w:val=""/>
+      <w:lvlJc w:val="left"/>
+      <w:pPr>
+        <w:ind w:left="6480" w:hanging="360"/>
+      </w:pPr>
+      <w:rPr>
+        <w:rFonts w:ascii="Wingdings" w:hAnsi="Wingdings" w:hint="default"/>
+      </w:rPr>
+    </w:lvl>
+  </w:abstractNum>
+  <w:abstractNum w:abstractNumId="15" w15:restartNumberingAfterBreak="0">
     <w:nsid w:val="65460402"/>
     <w:multiLevelType w:val="multilevel"/>
     <w:tmpl w:val="DF8EEA2E"/>
@@ -2661,7 +2728,156 @@
       </w:rPr>
     </w:lvl>
   </w:abstractNum>
-  <w:abstractNum w:abstractNumId="10" w15:restartNumberingAfterBreak="0">
+  <w:abstractNum w:abstractNumId="16" w15:restartNumberingAfterBreak="0">
+    <w:nsid w:val="73C6428A"/>
+    <w:multiLevelType w:val="multilevel"/>
+    <w:tmpl w:val="EB3CEF22"/>
+    <w:lvl w:ilvl="0">
+      <w:start w:val="1"/>
+      <w:numFmt w:val="bullet"/>
+      <w:lvlText w:val=""/>
+      <w:lvlJc w:val="left"/>
+      <w:pPr>
+        <w:tabs>
+          <w:tab w:val="num" w:pos="720"/>
+        </w:tabs>
+        <w:ind w:left="720" w:hanging="360"/>
+      </w:pPr>
+      <w:rPr>
+        <w:rFonts w:ascii="Symbol" w:hAnsi="Symbol" w:hint="default"/>
+        <w:sz w:val="20"/>
+      </w:rPr>
+    </w:lvl>
+    <w:lvl w:ilvl="1" w:tentative="1">
+      <w:start w:val="1"/>
+      <w:numFmt w:val="bullet"/>
+      <w:lvlText w:val="o"/>
+      <w:lvlJc w:val="left"/>
+      <w:pPr>
+        <w:tabs>
+          <w:tab w:val="num" w:pos="1440"/>
+        </w:tabs>
+        <w:ind w:left="1440" w:hanging="360"/>
+      </w:pPr>
+      <w:rPr>
+        <w:rFonts w:ascii="Courier New" w:hAnsi="Courier New" w:hint="default"/>
+        <w:sz w:val="20"/>
+      </w:rPr>
+    </w:lvl>
+    <w:lvl w:ilvl="2" w:tentative="1">
+      <w:start w:val="1"/>
+      <w:numFmt w:val="bullet"/>
+      <w:lvlText w:val=""/>
+      <w:lvlJc w:val="left"/>
+      <w:pPr>
+        <w:tabs>
+          <w:tab w:val="num" w:pos="2160"/>
+        </w:tabs>
+        <w:ind w:left="2160" w:hanging="360"/>
+      </w:pPr>
+      <w:rPr>
+        <w:rFonts w:ascii="Wingdings" w:hAnsi="Wingdings" w:hint="default"/>
+        <w:sz w:val="20"/>
+      </w:rPr>
+    </w:lvl>
+    <w:lvl w:ilvl="3" w:tentative="1">
+      <w:start w:val="1"/>
+      <w:numFmt w:val="bullet"/>
+      <w:lvlText w:val=""/>
+      <w:lvlJc w:val="left"/>
+      <w:pPr>
+        <w:tabs>
+          <w:tab w:val="num" w:pos="2880"/>
+        </w:tabs>
+        <w:ind w:left="2880" w:hanging="360"/>
+      </w:pPr>
+      <w:rPr>
+        <w:rFonts w:ascii="Wingdings" w:hAnsi="Wingdings" w:hint="default"/>
+        <w:sz w:val="20"/>
+      </w:rPr>
+    </w:lvl>
+    <w:lvl w:ilvl="4" w:tentative="1">
+      <w:start w:val="1"/>
+      <w:numFmt w:val="bullet"/>
+      <w:lvlText w:val=""/>
+      <w:lvlJc w:val="left"/>
+      <w:pPr>
+        <w:tabs>
+          <w:tab w:val="num" w:pos="3600"/>
+        </w:tabs>
+        <w:ind w:left="3600" w:hanging="360"/>
+      </w:pPr>
+      <w:rPr>
+        <w:rFonts w:ascii="Wingdings" w:hAnsi="Wingdings" w:hint="default"/>
+        <w:sz w:val="20"/>
+      </w:rPr>
+    </w:lvl>
+    <w:lvl w:ilvl="5" w:tentative="1">
+      <w:start w:val="1"/>
+      <w:numFmt w:val="bullet"/>
+      <w:lvlText w:val=""/>
+      <w:lvlJc w:val="left"/>
+      <w:pPr>
+        <w:tabs>
+          <w:tab w:val="num" w:pos="4320"/>
+        </w:tabs>
+        <w:ind w:left="4320" w:hanging="360"/>
+      </w:pPr>
+      <w:rPr>
+        <w:rFonts w:ascii="Wingdings" w:hAnsi="Wingdings" w:hint="default"/>
+        <w:sz w:val="20"/>
+      </w:rPr>
+    </w:lvl>
+    <w:lvl w:ilvl="6" w:tentative="1">
+      <w:start w:val="1"/>
+      <w:numFmt w:val="bullet"/>
+      <w:lvlText w:val=""/>
+      <w:lvlJc w:val="left"/>
+      <w:pPr>
+        <w:tabs>
+          <w:tab w:val="num" w:pos="5040"/>
+        </w:tabs>
+        <w:ind w:left="5040" w:hanging="360"/>
+      </w:pPr>
+      <w:rPr>
+        <w:rFonts w:ascii="Wingdings" w:hAnsi="Wingdings" w:hint="default"/>
+        <w:sz w:val="20"/>
+      </w:rPr>
+    </w:lvl>
+    <w:lvl w:ilvl="7" w:tentative="1">
+      <w:start w:val="1"/>
+      <w:numFmt w:val="bullet"/>
+      <w:lvlText w:val=""/>
+      <w:lvlJc w:val="left"/>
+      <w:pPr>
+        <w:tabs>
+          <w:tab w:val="num" w:pos="5760"/>
+        </w:tabs>
+        <w:ind w:left="5760" w:hanging="360"/>
+      </w:pPr>
+      <w:rPr>
+        <w:rFonts w:ascii="Wingdings" w:hAnsi="Wingdings" w:hint="default"/>
+        <w:sz w:val="20"/>
+      </w:rPr>
+    </w:lvl>
+    <w:lvl w:ilvl="8" w:tentative="1">
+      <w:start w:val="1"/>
+      <w:numFmt w:val="bullet"/>
+      <w:lvlText w:val=""/>
+      <w:lvlJc w:val="left"/>
+      <w:pPr>
+        <w:tabs>
+          <w:tab w:val="num" w:pos="6480"/>
+        </w:tabs>
+        <w:ind w:left="6480" w:hanging="360"/>
+      </w:pPr>
+      <w:rPr>
+        <w:rFonts w:ascii="Wingdings" w:hAnsi="Wingdings" w:hint="default"/>
+        <w:sz w:val="20"/>
+      </w:rPr>
+    </w:lvl>
+  </w:abstractNum>
+  <w:abstractNum w:abstractNumId="17" w15:restartNumberingAfterBreak="0">
     <w:nsid w:val="76394249"/>
     <w:multiLevelType w:val="multilevel"/>
     <w:tmpl w:val="58529444"/>
@@ -2810,7 +3026,7 @@
       </w:rPr>
     </w:lvl>
   </w:abstractNum>
-  <w:abstractNum w:abstractNumId="11" w15:restartNumberingAfterBreak="0">
+  <w:abstractNum w:abstractNumId="18" w15:restartNumberingAfterBreak="0">
     <w:nsid w:val="76CD768E"/>
     <w:multiLevelType w:val="multilevel"/>
     <w:tmpl w:val="CE3C4A8A"/>
@@ -2959,11 +3175,160 @@
       </w:rPr>
     </w:lvl>
   </w:abstractNum>
+  <w:abstractNum w:abstractNumId="19" w15:restartNumberingAfterBreak="0">
+    <w:nsid w:val="79D664EE"/>
+    <w:multiLevelType w:val="multilevel"/>
+    <w:tmpl w:val="7C928EBA"/>
+    <w:lvl w:ilvl="0">
+      <w:start w:val="1"/>
+      <w:numFmt w:val="bullet"/>
+      <w:lvlText w:val=""/>
+      <w:lvlJc w:val="left"/>
+      <w:pPr>
+        <w:tabs>
+          <w:tab w:val="num" w:pos="720"/>
+        </w:tabs>
+        <w:ind w:left="720" w:hanging="360"/>
+      </w:pPr>
+      <w:rPr>
+        <w:rFonts w:ascii="Symbol" w:hAnsi="Symbol" w:hint="default"/>
+        <w:sz w:val="20"/>
+      </w:rPr>
+    </w:lvl>
+    <w:lvl w:ilvl="1" w:tentative="1">
+      <w:start w:val="1"/>
+      <w:numFmt w:val="bullet"/>
+      <w:lvlText w:val="o"/>
+      <w:lvlJc w:val="left"/>
+      <w:pPr>
+        <w:tabs>
+          <w:tab w:val="num" w:pos="1440"/>
+        </w:tabs>
+        <w:ind w:left="1440" w:hanging="360"/>
+      </w:pPr>
+      <w:rPr>
+        <w:rFonts w:ascii="Courier New" w:hAnsi="Courier New" w:hint="default"/>
+        <w:sz w:val="20"/>
+      </w:rPr>
+    </w:lvl>
+    <w:lvl w:ilvl="2" w:tentative="1">
+      <w:start w:val="1"/>
+      <w:numFmt w:val="bullet"/>
+      <w:lvlText w:val=""/>
+      <w:lvlJc w:val="left"/>
+      <w:pPr>
+        <w:tabs>
+          <w:tab w:val="num" w:pos="2160"/>
+        </w:tabs>
+        <w:ind w:left="2160" w:hanging="360"/>
+      </w:pPr>
+      <w:rPr>
+        <w:rFonts w:ascii="Wingdings" w:hAnsi="Wingdings" w:hint="default"/>
+        <w:sz w:val="20"/>
+      </w:rPr>
+    </w:lvl>
+    <w:lvl w:ilvl="3" w:tentative="1">
+      <w:start w:val="1"/>
+      <w:numFmt w:val="bullet"/>
+      <w:lvlText w:val=""/>
+      <w:lvlJc w:val="left"/>
+      <w:pPr>
+        <w:tabs>
+          <w:tab w:val="num" w:pos="2880"/>
+        </w:tabs>
+        <w:ind w:left="2880" w:hanging="360"/>
+      </w:pPr>
+      <w:rPr>
+        <w:rFonts w:ascii="Wingdings" w:hAnsi="Wingdings" w:hint="default"/>
+        <w:sz w:val="20"/>
+      </w:rPr>
+    </w:lvl>
+    <w:lvl w:ilvl="4" w:tentative="1">
+      <w:start w:val="1"/>
+      <w:numFmt w:val="bullet"/>
+      <w:lvlText w:val=""/>
+      <w:lvlJc w:val="left"/>
+      <w:pPr>
+        <w:tabs>
+          <w:tab w:val="num" w:pos="3600"/>
+        </w:tabs>
+        <w:ind w:left="3600" w:hanging="360"/>
+      </w:pPr>
+      <w:rPr>
+        <w:rFonts w:ascii="Wingdings" w:hAnsi="Wingdings" w:hint="default"/>
+        <w:sz w:val="20"/>
+      </w:rPr>
+    </w:lvl>
+    <w:lvl w:ilvl="5" w:tentative="1">
+      <w:start w:val="1"/>
+      <w:numFmt w:val="bullet"/>
+      <w:lvlText w:val=""/>
+      <w:lvlJc w:val="left"/>
+      <w:pPr>
+        <w:tabs>
+          <w:tab w:val="num" w:pos="4320"/>
+        </w:tabs>
+        <w:ind w:left="4320" w:hanging="360"/>
+      </w:pPr>
+      <w:rPr>
+        <w:rFonts w:ascii="Wingdings" w:hAnsi="Wingdings" w:hint="default"/>
+        <w:sz w:val="20"/>
+      </w:rPr>
+    </w:lvl>
+    <w:lvl w:ilvl="6" w:tentative="1">
+      <w:start w:val="1"/>
+      <w:numFmt w:val="bullet"/>
+      <w:lvlText w:val=""/>
+      <w:lvlJc w:val="left"/>
+      <w:pPr>
+        <w:tabs>
+          <w:tab w:val="num" w:pos="5040"/>
+        </w:tabs>
+        <w:ind w:left="5040" w:hanging="360"/>
+      </w:pPr>
+      <w:rPr>
+        <w:rFonts w:ascii="Wingdings" w:hAnsi="Wingdings" w:hint="default"/>
+        <w:sz w:val="20"/>
+      </w:rPr>
+    </w:lvl>
+    <w:lvl w:ilvl="7" w:tentative="1">
+      <w:start w:val="1"/>
+      <w:numFmt w:val="bullet"/>
+      <w:lvlText w:val=""/>
+      <w:lvlJc w:val="left"/>
+      <w:pPr>
+        <w:tabs>
+          <w:tab w:val="num" w:pos="5760"/>
+        </w:tabs>
+        <w:ind w:left="5760" w:hanging="360"/>
+      </w:pPr>
+      <w:rPr>
+        <w:rFonts w:ascii="Wingdings" w:hAnsi="Wingdings" w:hint="default"/>
+        <w:sz w:val="20"/>
+      </w:rPr>
+    </w:lvl>
+    <w:lvl w:ilvl="8" w:tentative="1">
+      <w:start w:val="1"/>
+      <w:numFmt w:val="bullet"/>
+      <w:lvlText w:val=""/>
+      <w:lvlJc w:val="left"/>
+      <w:pPr>
+        <w:tabs>
+          <w:tab w:val="num" w:pos="6480"/>
+        </w:tabs>
+        <w:ind w:left="6480" w:hanging="360"/>
+      </w:pPr>
+      <w:rPr>
+        <w:rFonts w:ascii="Wingdings" w:hAnsi="Wingdings" w:hint="default"/>
+        <w:sz w:val="20"/>
+      </w:rPr>
+    </w:lvl>
+  </w:abstractNum>
   <w:num w:numId="1" w16cid:durableId="1658727304">
-    <w:abstractNumId w:val="5"/>
+    <w:abstractNumId w:val="7"/>
   </w:num>
   <w:num w:numId="2" w16cid:durableId="1273897615">
-    <w:abstractNumId w:val="7"/>
+    <w:abstractNumId w:val="9"/>
   </w:num>
   <w:num w:numId="3" w16cid:durableId="1410497133">
     <w:abstractNumId w:val="0"/>
@@ -2972,28 +3337,52 @@
     <w:abstractNumId w:val="2"/>
   </w:num>
   <w:num w:numId="5" w16cid:durableId="2067755092">
-    <w:abstractNumId w:val="11"/>
+    <w:abstractNumId w:val="18"/>
   </w:num>
   <w:num w:numId="6" w16cid:durableId="378633560">
-    <w:abstractNumId w:val="3"/>
+    <w:abstractNumId w:val="4"/>
   </w:num>
   <w:num w:numId="7" w16cid:durableId="916864234">
-    <w:abstractNumId w:val="10"/>
+    <w:abstractNumId w:val="17"/>
   </w:num>
   <w:num w:numId="8" w16cid:durableId="1155341922">
-    <w:abstractNumId w:val="4"/>
+    <w:abstractNumId w:val="6"/>
   </w:num>
   <w:num w:numId="9" w16cid:durableId="1327781323">
-    <w:abstractNumId w:val="8"/>
+    <w:abstractNumId w:val="11"/>
   </w:num>
   <w:num w:numId="10" w16cid:durableId="1471485554">
     <w:abstractNumId w:val="1"/>
   </w:num>
   <w:num w:numId="11" w16cid:durableId="369914086">
-    <w:abstractNumId w:val="6"/>
+    <w:abstractNumId w:val="8"/>
   </w:num>
   <w:num w:numId="12" w16cid:durableId="897279777">
-    <w:abstractNumId w:val="9"/>
+    <w:abstractNumId w:val="15"/>
+  </w:num>
+  <w:num w:numId="13" w16cid:durableId="2077631432">
+    <w:abstractNumId w:val="10"/>
+  </w:num>
+  <w:num w:numId="14" w16cid:durableId="1872957643">
+    <w:abstractNumId w:val="19"/>
+  </w:num>
+  <w:num w:numId="15" w16cid:durableId="1060863381">
+    <w:abstractNumId w:val="16"/>
+  </w:num>
+  <w:num w:numId="16" w16cid:durableId="712972035">
+    <w:abstractNumId w:val="3"/>
+  </w:num>
+  <w:num w:numId="17" w16cid:durableId="1159225297">
+    <w:abstractNumId w:val="5"/>
+  </w:num>
+  <w:num w:numId="18" w16cid:durableId="472869313">
+    <w:abstractNumId w:val="14"/>
+  </w:num>
+  <w:num w:numId="19" w16cid:durableId="328145246">
+    <w:abstractNumId w:val="12"/>
+  </w:num>
+  <w:num w:numId="20" w16cid:durableId="275328850">
+    <w:abstractNumId w:val="13"/>
   </w:num>
 </w:numbering>
 </file>
